--- a/lab4/report.docx
+++ b/lab4/report.docx
@@ -261,7 +261,7 @@
           <w:szCs w:val="40"/>
           <w:lang w:val="ru-RU"/>
         </w:rPr>
-        <w:t>Обработка строк</w:t>
+        <w:t>Проверка условий</w:t>
       </w:r>
     </w:p>
     <w:p>
@@ -529,7 +529,16 @@
           <w:szCs w:val="26"/>
           <w:lang w:val="ru-RU"/>
         </w:rPr>
-        <w:t>1.1 Работа с переменными</w:t>
+        <w:t xml:space="preserve">1.1 </w:t>
+      </w:r>
+      <w:r>
+        <w:rPr>
+          <w:rFonts w:ascii="Arial" w:hAnsi="Arial" w:cs="Arial"/>
+          <w:sz w:val="26"/>
+          <w:szCs w:val="26"/>
+          <w:lang w:val="ru-RU"/>
+        </w:rPr>
+        <w:t>Управление кондиционером</w:t>
       </w:r>
     </w:p>
     <w:p>
@@ -567,6 +576,7 @@
       </w:pPr>
       <w:r>
         <w:rPr>
+          <w:noProof/>
           <w:lang w:val="ru-RU"/>
         </w:rPr>
         <w:drawing>
@@ -660,6 +670,7 @@
       </w:pPr>
       <w:r>
         <w:rPr>
+          <w:noProof/>
           <w:lang w:val="ru-RU"/>
         </w:rPr>
         <w:drawing>
@@ -858,7 +869,17 @@
           <w:szCs w:val="26"/>
           <w:lang w:val="ru-RU"/>
         </w:rPr>
-        <w:t>1.2 Вычисление выражения</w:t>
+        <w:t xml:space="preserve">1.2 </w:t>
+      </w:r>
+      <w:r>
+        <w:rPr>
+          <w:rFonts w:ascii="Arial" w:hAnsi="Arial" w:cs="Arial"/>
+          <w:bCs/>
+          <w:sz w:val="26"/>
+          <w:szCs w:val="26"/>
+          <w:lang w:val="ru-RU"/>
+        </w:rPr>
+        <w:t>Расчет стоимости билета</w:t>
       </w:r>
     </w:p>
     <w:p>
@@ -896,6 +917,7 @@
       </w:pPr>
       <w:r>
         <w:rPr>
+          <w:noProof/>
           <w:lang w:val="ru-RU"/>
         </w:rPr>
         <w:drawing>
@@ -995,6 +1017,7 @@
       <w:r>
         <w:rPr>
           <w:rFonts w:ascii="Courier New" w:hAnsi="Courier New"/>
+          <w:noProof/>
           <w:sz w:val="20"/>
           <w:lang w:val="ru-RU"/>
         </w:rPr>
@@ -1162,7 +1185,17 @@
           <w:szCs w:val="26"/>
           <w:lang w:val="ru-RU"/>
         </w:rPr>
-        <w:t>1.3 Расчет параметров площадки</w:t>
+        <w:t xml:space="preserve">1.3 </w:t>
+      </w:r>
+      <w:r>
+        <w:rPr>
+          <w:rFonts w:ascii="Arial" w:hAnsi="Arial" w:cs="Arial"/>
+          <w:bCs/>
+          <w:sz w:val="26"/>
+          <w:szCs w:val="26"/>
+          <w:lang w:val="ru-RU"/>
+        </w:rPr>
+        <w:t>Определение положения точки</w:t>
       </w:r>
     </w:p>
     <w:p>
@@ -1231,6 +1264,7 @@
       </w:pPr>
       <w:r>
         <w:rPr>
+          <w:noProof/>
           <w:lang w:val="ru-RU"/>
         </w:rPr>
         <w:drawing>
@@ -1280,6 +1314,9 @@
         <w:spacing w:before="240" w:after="240" w:line="240" w:lineRule="auto"/>
         <w:ind w:firstLine="0"/>
         <w:jc w:val="center"/>
+        <w:rPr>
+          <w:lang w:val="ru-RU"/>
+        </w:rPr>
       </w:pPr>
       <w:r>
         <w:rPr>
@@ -1305,6 +1342,9 @@
         <w:spacing w:before="240" w:after="240" w:line="240" w:lineRule="auto"/>
         <w:ind w:firstLine="0"/>
         <w:jc w:val="center"/>
+        <w:rPr>
+          <w:lang w:val="ru-RU"/>
+        </w:rPr>
       </w:pPr>
     </w:p>
     <w:p>
@@ -1312,6 +1352,9 @@
         <w:spacing w:before="240" w:after="240" w:line="240" w:lineRule="auto"/>
         <w:ind w:firstLine="0"/>
         <w:jc w:val="center"/>
+        <w:rPr>
+          <w:lang w:val="ru-RU"/>
+        </w:rPr>
       </w:pPr>
     </w:p>
     <w:p>
@@ -1319,6 +1362,9 @@
         <w:spacing w:before="240" w:after="240" w:line="240" w:lineRule="auto"/>
         <w:ind w:firstLine="0"/>
         <w:jc w:val="center"/>
+        <w:rPr>
+          <w:lang w:val="ru-RU"/>
+        </w:rPr>
       </w:pPr>
     </w:p>
     <w:p>
@@ -1326,6 +1372,9 @@
         <w:spacing w:before="240" w:after="240" w:line="240" w:lineRule="auto"/>
         <w:ind w:firstLine="0"/>
         <w:jc w:val="center"/>
+        <w:rPr>
+          <w:lang w:val="ru-RU"/>
+        </w:rPr>
       </w:pPr>
     </w:p>
     <w:p>
@@ -1357,6 +1406,7 @@
       <w:r>
         <w:rPr>
           <w:rFonts w:ascii="Courier New" w:hAnsi="Courier New"/>
+          <w:noProof/>
           <w:sz w:val="20"/>
           <w:lang w:val="ru-RU"/>
         </w:rPr>
@@ -1472,7 +1522,17 @@
           <w:szCs w:val="26"/>
           <w:lang w:val="ru-RU"/>
         </w:rPr>
-        <w:t>1.4 Перевод времени</w:t>
+        <w:t xml:space="preserve">1.4 </w:t>
+      </w:r>
+      <w:r>
+        <w:rPr>
+          <w:rFonts w:ascii="Arial" w:hAnsi="Arial" w:cs="Arial"/>
+          <w:bCs/>
+          <w:sz w:val="26"/>
+          <w:szCs w:val="26"/>
+          <w:lang w:val="ru-RU"/>
+        </w:rPr>
+        <w:t>Проверка треугольника</w:t>
       </w:r>
     </w:p>
     <w:p>
@@ -1510,6 +1570,7 @@
       </w:pPr>
       <w:r>
         <w:rPr>
+          <w:noProof/>
           <w:lang w:val="ru-RU"/>
         </w:rPr>
         <w:drawing>
@@ -1607,6 +1668,7 @@
       </w:pPr>
       <w:r>
         <w:rPr>
+          <w:noProof/>
           <w:lang w:val="ru-RU"/>
         </w:rPr>
         <w:drawing>
@@ -1691,6 +1753,7 @@
           <w:bCs/>
           <w:sz w:val="26"/>
           <w:szCs w:val="26"/>
+          <w:lang w:val="ru-RU"/>
         </w:rPr>
       </w:pPr>
     </w:p>
@@ -1723,7 +1786,17 @@
           <w:szCs w:val="26"/>
           <w:lang w:val="ru-RU"/>
         </w:rPr>
-        <w:t>1.5 Расчет стоимости поездки</w:t>
+        <w:t xml:space="preserve">1.5 </w:t>
+      </w:r>
+      <w:r>
+        <w:rPr>
+          <w:rFonts w:ascii="Arial" w:hAnsi="Arial" w:cs="Arial"/>
+          <w:bCs/>
+          <w:sz w:val="26"/>
+          <w:szCs w:val="26"/>
+          <w:lang w:val="ru-RU"/>
+        </w:rPr>
+        <w:t>Определение високосного года</w:t>
       </w:r>
     </w:p>
     <w:p>
@@ -1761,6 +1834,7 @@
       </w:pPr>
       <w:r>
         <w:rPr>
+          <w:noProof/>
           <w:lang w:val="ru-RU"/>
         </w:rPr>
         <w:drawing>
@@ -1856,6 +1930,7 @@
       <w:r>
         <w:rPr>
           <w:rFonts w:ascii="Courier New" w:hAnsi="Courier New"/>
+          <w:noProof/>
           <w:sz w:val="16"/>
           <w:szCs w:val="16"/>
           <w:lang w:val="ru-RU"/>
@@ -1954,6 +2029,9 @@
       <w:pPr>
         <w:spacing w:after="240"/>
         <w:ind w:firstLine="0"/>
+        <w:rPr>
+          <w:lang w:val="ru-RU"/>
+        </w:rPr>
       </w:pPr>
     </w:p>
     <w:sectPr>
@@ -3513,6 +3591,7 @@
   <w:style w:type="character" w:default="1" w:styleId="a2">
     <w:name w:val="Default Paragraph Font"/>
     <w:uiPriority w:val="1"/>
+    <w:semiHidden/>
     <w:unhideWhenUsed/>
   </w:style>
   <w:style w:type="table" w:default="1" w:styleId="a3">

--- a/lab4/report.docx
+++ b/lab4/report.docx
@@ -377,14 +377,36 @@
         <w:rPr>
           <w:lang w:val="ru-RU"/>
         </w:rPr>
-        <w:t xml:space="preserve">гр. БИН-26-1     ________________________________________________  </w:t>
+        <w:t>гр. БИН-26-1     _______________________________________________</w:t>
+      </w:r>
+      <w:proofErr w:type="gramStart"/>
+      <w:r>
+        <w:rPr>
+          <w:lang w:val="ru-RU"/>
+        </w:rPr>
+        <w:t xml:space="preserve">_  </w:t>
       </w:r>
       <w:r>
         <w:rPr>
           <w:lang w:val="ru-RU"/>
         </w:rPr>
-        <w:t>А. С. Козионов</w:t>
+        <w:t>А.</w:t>
       </w:r>
+      <w:proofErr w:type="gramEnd"/>
+      <w:r>
+        <w:rPr>
+          <w:lang w:val="ru-RU"/>
+        </w:rPr>
+        <w:t xml:space="preserve"> С. </w:t>
+      </w:r>
+      <w:proofErr w:type="spellStart"/>
+      <w:r>
+        <w:rPr>
+          <w:lang w:val="ru-RU"/>
+        </w:rPr>
+        <w:t>Козионов</w:t>
+      </w:r>
+      <w:proofErr w:type="spellEnd"/>
     </w:p>
     <w:p>
       <w:pPr>
@@ -409,8 +431,16 @@
         <w:rPr>
           <w:lang w:val="ru-RU"/>
         </w:rPr>
-        <w:t>Преподаватель: ________________________________________________  М.В. Водянцкий</w:t>
+        <w:t xml:space="preserve">Преподаватель: ________________________________________________  М.В. </w:t>
       </w:r>
+      <w:proofErr w:type="spellStart"/>
+      <w:r>
+        <w:rPr>
+          <w:lang w:val="ru-RU"/>
+        </w:rPr>
+        <w:t>Водянцкий</w:t>
+      </w:r>
+      <w:proofErr w:type="spellEnd"/>
     </w:p>
     <w:p>
       <w:pPr>
@@ -574,6 +604,239 @@
           <w:lang w:val="ru-RU"/>
         </w:rPr>
       </w:pPr>
+      <w:r>
+        <w:rPr>
+          <w:noProof/>
+          <w:lang w:val="ru-RU"/>
+        </w:rPr>
+        <mc:AlternateContent>
+          <mc:Choice Requires="wps">
+            <w:drawing>
+              <wp:anchor distT="0" distB="0" distL="114300" distR="114300" simplePos="0" relativeHeight="251669504" behindDoc="0" locked="0" layoutInCell="1" allowOverlap="1" wp14:anchorId="400029FC" wp14:editId="2F9AB095">
+                <wp:simplePos x="0" y="0"/>
+                <wp:positionH relativeFrom="column">
+                  <wp:posOffset>4909185</wp:posOffset>
+                </wp:positionH>
+                <wp:positionV relativeFrom="paragraph">
+                  <wp:posOffset>2784475</wp:posOffset>
+                </wp:positionV>
+                <wp:extent cx="205740" cy="7620"/>
+                <wp:effectExtent l="0" t="76200" r="22860" b="87630"/>
+                <wp:wrapNone/>
+                <wp:docPr id="1185272886" name="Прямая со стрелкой 8"/>
+                <wp:cNvGraphicFramePr/>
+                <a:graphic xmlns:a="http://schemas.openxmlformats.org/drawingml/2006/main">
+                  <a:graphicData uri="http://schemas.microsoft.com/office/word/2010/wordprocessingShape">
+                    <wps:wsp>
+                      <wps:cNvCnPr/>
+                      <wps:spPr>
+                        <a:xfrm flipV="1">
+                          <a:off x="0" y="0"/>
+                          <a:ext cx="205740" cy="7620"/>
+                        </a:xfrm>
+                        <a:prstGeom prst="straightConnector1">
+                          <a:avLst/>
+                        </a:prstGeom>
+                        <a:ln>
+                          <a:solidFill>
+                            <a:schemeClr val="tx1"/>
+                          </a:solidFill>
+                          <a:tailEnd type="triangle"/>
+                        </a:ln>
+                      </wps:spPr>
+                      <wps:style>
+                        <a:lnRef idx="1">
+                          <a:schemeClr val="accent1"/>
+                        </a:lnRef>
+                        <a:fillRef idx="0">
+                          <a:schemeClr val="accent1"/>
+                        </a:fillRef>
+                        <a:effectRef idx="0">
+                          <a:schemeClr val="accent1"/>
+                        </a:effectRef>
+                        <a:fontRef idx="minor">
+                          <a:schemeClr val="tx1"/>
+                        </a:fontRef>
+                      </wps:style>
+                      <wps:bodyPr/>
+                    </wps:wsp>
+                  </a:graphicData>
+                </a:graphic>
+              </wp:anchor>
+            </w:drawing>
+          </mc:Choice>
+          <mc:Fallback>
+            <w:pict>
+              <v:shapetype w14:anchorId="3624F9D5" id="_x0000_t32" coordsize="21600,21600" o:spt="32" o:oned="t" path="m,l21600,21600e" filled="f">
+                <v:path arrowok="t" fillok="f" o:connecttype="none"/>
+                <o:lock v:ext="edit" shapetype="t"/>
+              </v:shapetype>
+              <v:shape id="Прямая со стрелкой 8" o:spid="_x0000_s1026" type="#_x0000_t32" style="position:absolute;margin-left:386.55pt;margin-top:219.25pt;width:16.2pt;height:.6pt;flip:y;z-index:251669504;visibility:visible;mso-wrap-style:square;mso-wrap-distance-left:9pt;mso-wrap-distance-top:0;mso-wrap-distance-right:9pt;mso-wrap-distance-bottom:0;mso-position-horizontal:absolute;mso-position-horizontal-relative:text;mso-position-vertical:absolute;mso-position-vertical-relative:text" o:gfxdata="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" strokecolor="black [3213]">
+                <v:stroke endarrow="block"/>
+              </v:shape>
+            </w:pict>
+          </mc:Fallback>
+        </mc:AlternateContent>
+      </w:r>
+      <w:r>
+        <w:rPr>
+          <w:noProof/>
+          <w:lang w:val="ru-RU"/>
+        </w:rPr>
+        <mc:AlternateContent>
+          <mc:Choice Requires="wps">
+            <w:drawing>
+              <wp:anchor distT="0" distB="0" distL="114300" distR="114300" simplePos="0" relativeHeight="251668480" behindDoc="0" locked="0" layoutInCell="1" allowOverlap="1" wp14:anchorId="2F4703CD" wp14:editId="2B02A03E">
+                <wp:simplePos x="0" y="0"/>
+                <wp:positionH relativeFrom="column">
+                  <wp:posOffset>4985385</wp:posOffset>
+                </wp:positionH>
+                <wp:positionV relativeFrom="paragraph">
+                  <wp:posOffset>2251075</wp:posOffset>
+                </wp:positionV>
+                <wp:extent cx="114300" cy="7620"/>
+                <wp:effectExtent l="0" t="76200" r="19050" b="87630"/>
+                <wp:wrapNone/>
+                <wp:docPr id="847065888" name="Прямая со стрелкой 7"/>
+                <wp:cNvGraphicFramePr/>
+                <a:graphic xmlns:a="http://schemas.openxmlformats.org/drawingml/2006/main">
+                  <a:graphicData uri="http://schemas.microsoft.com/office/word/2010/wordprocessingShape">
+                    <wps:wsp>
+                      <wps:cNvCnPr/>
+                      <wps:spPr>
+                        <a:xfrm>
+                          <a:off x="0" y="0"/>
+                          <a:ext cx="114300" cy="7620"/>
+                        </a:xfrm>
+                        <a:prstGeom prst="straightConnector1">
+                          <a:avLst/>
+                        </a:prstGeom>
+                        <a:ln>
+                          <a:solidFill>
+                            <a:schemeClr val="tx1"/>
+                          </a:solidFill>
+                          <a:tailEnd type="triangle"/>
+                        </a:ln>
+                      </wps:spPr>
+                      <wps:style>
+                        <a:lnRef idx="1">
+                          <a:schemeClr val="accent1"/>
+                        </a:lnRef>
+                        <a:fillRef idx="0">
+                          <a:schemeClr val="accent1"/>
+                        </a:fillRef>
+                        <a:effectRef idx="0">
+                          <a:schemeClr val="accent1"/>
+                        </a:effectRef>
+                        <a:fontRef idx="minor">
+                          <a:schemeClr val="tx1"/>
+                        </a:fontRef>
+                      </wps:style>
+                      <wps:bodyPr/>
+                    </wps:wsp>
+                  </a:graphicData>
+                </a:graphic>
+              </wp:anchor>
+            </w:drawing>
+          </mc:Choice>
+          <mc:Fallback>
+            <w:pict>
+              <v:shape w14:anchorId="4A1F59F2" id="Прямая со стрелкой 7" o:spid="_x0000_s1026" type="#_x0000_t32" style="position:absolute;margin-left:392.55pt;margin-top:177.25pt;width:9pt;height:.6pt;z-index:251668480;visibility:visible;mso-wrap-style:square;mso-wrap-distance-left:9pt;mso-wrap-distance-top:0;mso-wrap-distance-right:9pt;mso-wrap-distance-bottom:0;mso-position-horizontal:absolute;mso-position-horizontal-relative:text;mso-position-vertical:absolute;mso-position-vertical-relative:text" o:gfxdata="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" strokecolor="black [3213]">
+                <v:stroke endarrow="block"/>
+              </v:shape>
+            </w:pict>
+          </mc:Fallback>
+        </mc:AlternateContent>
+      </w:r>
+      <w:r>
+        <w:rPr>
+          <w:noProof/>
+          <w:lang w:val="ru-RU"/>
+        </w:rPr>
+        <mc:AlternateContent>
+          <mc:Choice Requires="wps">
+            <w:drawing>
+              <wp:anchor distT="0" distB="0" distL="114300" distR="114300" simplePos="0" relativeHeight="251667456" behindDoc="0" locked="0" layoutInCell="1" allowOverlap="1" wp14:anchorId="7937A4F9" wp14:editId="5861C90F">
+                <wp:simplePos x="0" y="0"/>
+                <wp:positionH relativeFrom="column">
+                  <wp:posOffset>1952625</wp:posOffset>
+                </wp:positionH>
+                <wp:positionV relativeFrom="paragraph">
+                  <wp:posOffset>1710055</wp:posOffset>
+                </wp:positionV>
+                <wp:extent cx="2964180" cy="1463040"/>
+                <wp:effectExtent l="38100" t="0" r="217170" b="99060"/>
+                <wp:wrapNone/>
+                <wp:docPr id="1935147522" name="Соединитель: уступ 6"/>
+                <wp:cNvGraphicFramePr/>
+                <a:graphic xmlns:a="http://schemas.openxmlformats.org/drawingml/2006/main">
+                  <a:graphicData uri="http://schemas.microsoft.com/office/word/2010/wordprocessingShape">
+                    <wps:wsp>
+                      <wps:cNvCnPr/>
+                      <wps:spPr>
+                        <a:xfrm flipH="1">
+                          <a:off x="0" y="0"/>
+                          <a:ext cx="2964180" cy="1463040"/>
+                        </a:xfrm>
+                        <a:prstGeom prst="bentConnector3">
+                          <a:avLst>
+                            <a:gd name="adj1" fmla="val -6555"/>
+                          </a:avLst>
+                        </a:prstGeom>
+                        <a:ln>
+                          <a:solidFill>
+                            <a:schemeClr val="tx1"/>
+                          </a:solidFill>
+                          <a:tailEnd type="triangle"/>
+                        </a:ln>
+                      </wps:spPr>
+                      <wps:style>
+                        <a:lnRef idx="1">
+                          <a:schemeClr val="accent1"/>
+                        </a:lnRef>
+                        <a:fillRef idx="0">
+                          <a:schemeClr val="accent1"/>
+                        </a:fillRef>
+                        <a:effectRef idx="0">
+                          <a:schemeClr val="accent1"/>
+                        </a:effectRef>
+                        <a:fontRef idx="minor">
+                          <a:schemeClr val="tx1"/>
+                        </a:fontRef>
+                      </wps:style>
+                      <wps:bodyPr/>
+                    </wps:wsp>
+                  </a:graphicData>
+                </a:graphic>
+                <wp14:sizeRelH relativeFrom="margin">
+                  <wp14:pctWidth>0</wp14:pctWidth>
+                </wp14:sizeRelH>
+                <wp14:sizeRelV relativeFrom="margin">
+                  <wp14:pctHeight>0</wp14:pctHeight>
+                </wp14:sizeRelV>
+              </wp:anchor>
+            </w:drawing>
+          </mc:Choice>
+          <mc:Fallback>
+            <w:pict>
+              <v:shapetype w14:anchorId="70841DBB" id="_x0000_t34" coordsize="21600,21600" o:spt="34" o:oned="t" adj="10800" path="m,l@0,0@0,21600,21600,21600e" filled="f">
+                <v:stroke joinstyle="miter"/>
+                <v:formulas>
+                  <v:f eqn="val #0"/>
+                </v:formulas>
+                <v:path arrowok="t" fillok="f" o:connecttype="none"/>
+                <v:handles>
+                  <v:h position="#0,center"/>
+                </v:handles>
+                <o:lock v:ext="edit" shapetype="t"/>
+              </v:shapetype>
+              <v:shape id="Соединитель: уступ 6" o:spid="_x0000_s1026" type="#_x0000_t34" style="position:absolute;margin-left:153.75pt;margin-top:134.65pt;width:233.4pt;height:115.2pt;flip:x;z-index:251667456;visibility:visible;mso-wrap-style:square;mso-width-percent:0;mso-height-percent:0;mso-wrap-distance-left:9pt;mso-wrap-distance-top:0;mso-wrap-distance-right:9pt;mso-wrap-distance-bottom:0;mso-position-horizontal:absolute;mso-position-horizontal-relative:text;mso-position-vertical:absolute;mso-position-vertical-relative:text;mso-width-percent:0;mso-height-percent:0;mso-width-relative:margin;mso-height-relative:margin" o:gfxdata="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" adj="-1416" strokecolor="black [3213]">
+                <v:stroke endarrow="block"/>
+              </v:shape>
+            </w:pict>
+          </mc:Fallback>
+        </mc:AlternateContent>
+      </w:r>
       <w:r>
         <w:rPr>
           <w:noProof/>
@@ -920,8 +1183,384 @@
           <w:noProof/>
           <w:lang w:val="ru-RU"/>
         </w:rPr>
+        <mc:AlternateContent>
+          <mc:Choice Requires="wps">
+            <w:drawing>
+              <wp:anchor distT="0" distB="0" distL="114300" distR="114300" simplePos="0" relativeHeight="251666432" behindDoc="0" locked="0" layoutInCell="1" allowOverlap="1" wp14:anchorId="5FF52698" wp14:editId="38318CDD">
+                <wp:simplePos x="0" y="0"/>
+                <wp:positionH relativeFrom="column">
+                  <wp:posOffset>4726305</wp:posOffset>
+                </wp:positionH>
+                <wp:positionV relativeFrom="paragraph">
+                  <wp:posOffset>3327401</wp:posOffset>
+                </wp:positionV>
+                <wp:extent cx="373380" cy="45719"/>
+                <wp:effectExtent l="0" t="57150" r="26670" b="50165"/>
+                <wp:wrapNone/>
+                <wp:docPr id="1219218284" name="Прямая со стрелкой 5"/>
+                <wp:cNvGraphicFramePr/>
+                <a:graphic xmlns:a="http://schemas.openxmlformats.org/drawingml/2006/main">
+                  <a:graphicData uri="http://schemas.microsoft.com/office/word/2010/wordprocessingShape">
+                    <wps:wsp>
+                      <wps:cNvCnPr/>
+                      <wps:spPr>
+                        <a:xfrm flipV="1">
+                          <a:off x="0" y="0"/>
+                          <a:ext cx="373380" cy="45719"/>
+                        </a:xfrm>
+                        <a:prstGeom prst="straightConnector1">
+                          <a:avLst/>
+                        </a:prstGeom>
+                        <a:ln>
+                          <a:solidFill>
+                            <a:schemeClr val="tx1"/>
+                          </a:solidFill>
+                          <a:tailEnd type="triangle"/>
+                        </a:ln>
+                      </wps:spPr>
+                      <wps:style>
+                        <a:lnRef idx="1">
+                          <a:schemeClr val="accent1"/>
+                        </a:lnRef>
+                        <a:fillRef idx="0">
+                          <a:schemeClr val="accent1"/>
+                        </a:fillRef>
+                        <a:effectRef idx="0">
+                          <a:schemeClr val="accent1"/>
+                        </a:effectRef>
+                        <a:fontRef idx="minor">
+                          <a:schemeClr val="tx1"/>
+                        </a:fontRef>
+                      </wps:style>
+                      <wps:bodyPr/>
+                    </wps:wsp>
+                  </a:graphicData>
+                </a:graphic>
+                <wp14:sizeRelH relativeFrom="margin">
+                  <wp14:pctWidth>0</wp14:pctWidth>
+                </wp14:sizeRelH>
+                <wp14:sizeRelV relativeFrom="margin">
+                  <wp14:pctHeight>0</wp14:pctHeight>
+                </wp14:sizeRelV>
+              </wp:anchor>
+            </w:drawing>
+          </mc:Choice>
+          <mc:Fallback>
+            <w:pict>
+              <v:shape w14:anchorId="798CE67D" id="Прямая со стрелкой 5" o:spid="_x0000_s1026" type="#_x0000_t32" style="position:absolute;margin-left:372.15pt;margin-top:262pt;width:29.4pt;height:3.6pt;flip:y;z-index:251666432;visibility:visible;mso-wrap-style:square;mso-width-percent:0;mso-height-percent:0;mso-wrap-distance-left:9pt;mso-wrap-distance-top:0;mso-wrap-distance-right:9pt;mso-wrap-distance-bottom:0;mso-position-horizontal:absolute;mso-position-horizontal-relative:text;mso-position-vertical:absolute;mso-position-vertical-relative:text;mso-width-percent:0;mso-height-percent:0;mso-width-relative:margin;mso-height-relative:margin" o:gfxdata="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" strokecolor="black [3213]">
+                <v:stroke endarrow="block"/>
+              </v:shape>
+            </w:pict>
+          </mc:Fallback>
+        </mc:AlternateContent>
+      </w:r>
+      <w:r>
+        <w:rPr>
+          <w:noProof/>
+          <w:lang w:val="ru-RU"/>
+        </w:rPr>
+        <mc:AlternateContent>
+          <mc:Choice Requires="wps">
+            <w:drawing>
+              <wp:anchor distT="0" distB="0" distL="114300" distR="114300" simplePos="0" relativeHeight="251664384" behindDoc="0" locked="0" layoutInCell="1" allowOverlap="1" wp14:anchorId="256F1480" wp14:editId="11F77ED2">
+                <wp:simplePos x="0" y="0"/>
+                <wp:positionH relativeFrom="column">
+                  <wp:posOffset>4711065</wp:posOffset>
+                </wp:positionH>
+                <wp:positionV relativeFrom="paragraph">
+                  <wp:posOffset>2733041</wp:posOffset>
+                </wp:positionV>
+                <wp:extent cx="350520" cy="45719"/>
+                <wp:effectExtent l="0" t="57150" r="11430" b="50165"/>
+                <wp:wrapNone/>
+                <wp:docPr id="831329057" name="Прямая со стрелкой 5"/>
+                <wp:cNvGraphicFramePr/>
+                <a:graphic xmlns:a="http://schemas.openxmlformats.org/drawingml/2006/main">
+                  <a:graphicData uri="http://schemas.microsoft.com/office/word/2010/wordprocessingShape">
+                    <wps:wsp>
+                      <wps:cNvCnPr/>
+                      <wps:spPr>
+                        <a:xfrm flipV="1">
+                          <a:off x="0" y="0"/>
+                          <a:ext cx="350520" cy="45719"/>
+                        </a:xfrm>
+                        <a:prstGeom prst="straightConnector1">
+                          <a:avLst/>
+                        </a:prstGeom>
+                        <a:ln>
+                          <a:solidFill>
+                            <a:schemeClr val="tx1"/>
+                          </a:solidFill>
+                          <a:tailEnd type="triangle"/>
+                        </a:ln>
+                      </wps:spPr>
+                      <wps:style>
+                        <a:lnRef idx="1">
+                          <a:schemeClr val="accent1"/>
+                        </a:lnRef>
+                        <a:fillRef idx="0">
+                          <a:schemeClr val="accent1"/>
+                        </a:fillRef>
+                        <a:effectRef idx="0">
+                          <a:schemeClr val="accent1"/>
+                        </a:effectRef>
+                        <a:fontRef idx="minor">
+                          <a:schemeClr val="tx1"/>
+                        </a:fontRef>
+                      </wps:style>
+                      <wps:bodyPr/>
+                    </wps:wsp>
+                  </a:graphicData>
+                </a:graphic>
+                <wp14:sizeRelH relativeFrom="margin">
+                  <wp14:pctWidth>0</wp14:pctWidth>
+                </wp14:sizeRelH>
+                <wp14:sizeRelV relativeFrom="margin">
+                  <wp14:pctHeight>0</wp14:pctHeight>
+                </wp14:sizeRelV>
+              </wp:anchor>
+            </w:drawing>
+          </mc:Choice>
+          <mc:Fallback>
+            <w:pict>
+              <v:shape w14:anchorId="46CC3B74" id="Прямая со стрелкой 5" o:spid="_x0000_s1026" type="#_x0000_t32" style="position:absolute;margin-left:370.95pt;margin-top:215.2pt;width:27.6pt;height:3.6pt;flip:y;z-index:251664384;visibility:visible;mso-wrap-style:square;mso-width-percent:0;mso-height-percent:0;mso-wrap-distance-left:9pt;mso-wrap-distance-top:0;mso-wrap-distance-right:9pt;mso-wrap-distance-bottom:0;mso-position-horizontal:absolute;mso-position-horizontal-relative:text;mso-position-vertical:absolute;mso-position-vertical-relative:text;mso-width-percent:0;mso-height-percent:0;mso-width-relative:margin;mso-height-relative:margin" o:gfxdata="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" strokecolor="black [3213]">
+                <v:stroke endarrow="block"/>
+              </v:shape>
+            </w:pict>
+          </mc:Fallback>
+        </mc:AlternateContent>
+      </w:r>
+      <w:r>
+        <w:rPr>
+          <w:noProof/>
+          <w:lang w:val="ru-RU"/>
+        </w:rPr>
+        <mc:AlternateContent>
+          <mc:Choice Requires="wps">
+            <w:drawing>
+              <wp:anchor distT="0" distB="0" distL="114300" distR="114300" simplePos="0" relativeHeight="251662336" behindDoc="0" locked="0" layoutInCell="1" allowOverlap="1" wp14:anchorId="78FF1157" wp14:editId="2827445C">
+                <wp:simplePos x="0" y="0"/>
+                <wp:positionH relativeFrom="column">
+                  <wp:posOffset>4779645</wp:posOffset>
+                </wp:positionH>
+                <wp:positionV relativeFrom="paragraph">
+                  <wp:posOffset>2176781</wp:posOffset>
+                </wp:positionV>
+                <wp:extent cx="304800" cy="45719"/>
+                <wp:effectExtent l="0" t="57150" r="38100" b="50165"/>
+                <wp:wrapNone/>
+                <wp:docPr id="1813754312" name="Прямая со стрелкой 5"/>
+                <wp:cNvGraphicFramePr/>
+                <a:graphic xmlns:a="http://schemas.openxmlformats.org/drawingml/2006/main">
+                  <a:graphicData uri="http://schemas.microsoft.com/office/word/2010/wordprocessingShape">
+                    <wps:wsp>
+                      <wps:cNvCnPr/>
+                      <wps:spPr>
+                        <a:xfrm flipV="1">
+                          <a:off x="0" y="0"/>
+                          <a:ext cx="304800" cy="45719"/>
+                        </a:xfrm>
+                        <a:prstGeom prst="straightConnector1">
+                          <a:avLst/>
+                        </a:prstGeom>
+                        <a:ln>
+                          <a:solidFill>
+                            <a:schemeClr val="tx1"/>
+                          </a:solidFill>
+                          <a:tailEnd type="triangle"/>
+                        </a:ln>
+                      </wps:spPr>
+                      <wps:style>
+                        <a:lnRef idx="1">
+                          <a:schemeClr val="accent1"/>
+                        </a:lnRef>
+                        <a:fillRef idx="0">
+                          <a:schemeClr val="accent1"/>
+                        </a:fillRef>
+                        <a:effectRef idx="0">
+                          <a:schemeClr val="accent1"/>
+                        </a:effectRef>
+                        <a:fontRef idx="minor">
+                          <a:schemeClr val="tx1"/>
+                        </a:fontRef>
+                      </wps:style>
+                      <wps:bodyPr/>
+                    </wps:wsp>
+                  </a:graphicData>
+                </a:graphic>
+                <wp14:sizeRelH relativeFrom="margin">
+                  <wp14:pctWidth>0</wp14:pctWidth>
+                </wp14:sizeRelH>
+                <wp14:sizeRelV relativeFrom="margin">
+                  <wp14:pctHeight>0</wp14:pctHeight>
+                </wp14:sizeRelV>
+              </wp:anchor>
+            </w:drawing>
+          </mc:Choice>
+          <mc:Fallback>
+            <w:pict>
+              <v:shape w14:anchorId="2A14C119" id="Прямая со стрелкой 5" o:spid="_x0000_s1026" type="#_x0000_t32" style="position:absolute;margin-left:376.35pt;margin-top:171.4pt;width:24pt;height:3.6pt;flip:y;z-index:251662336;visibility:visible;mso-wrap-style:square;mso-width-percent:0;mso-height-percent:0;mso-wrap-distance-left:9pt;mso-wrap-distance-top:0;mso-wrap-distance-right:9pt;mso-wrap-distance-bottom:0;mso-position-horizontal:absolute;mso-position-horizontal-relative:text;mso-position-vertical:absolute;mso-position-vertical-relative:text;mso-width-percent:0;mso-height-percent:0;mso-width-relative:margin;mso-height-relative:margin" o:gfxdata="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" strokecolor="black [3213]">
+                <v:stroke endarrow="block"/>
+              </v:shape>
+            </w:pict>
+          </mc:Fallback>
+        </mc:AlternateContent>
+      </w:r>
+      <w:r>
+        <w:rPr>
+          <w:noProof/>
+          <w:lang w:val="ru-RU"/>
+        </w:rPr>
+        <mc:AlternateContent>
+          <mc:Choice Requires="wps">
+            <w:drawing>
+              <wp:anchor distT="0" distB="0" distL="114300" distR="114300" simplePos="0" relativeHeight="251660288" behindDoc="0" locked="0" layoutInCell="1" allowOverlap="1" wp14:anchorId="1A4C4121" wp14:editId="6DCD7559">
+                <wp:simplePos x="0" y="0"/>
+                <wp:positionH relativeFrom="column">
+                  <wp:posOffset>4794885</wp:posOffset>
+                </wp:positionH>
+                <wp:positionV relativeFrom="paragraph">
+                  <wp:posOffset>1738630</wp:posOffset>
+                </wp:positionV>
+                <wp:extent cx="281940" cy="15240"/>
+                <wp:effectExtent l="0" t="57150" r="41910" b="80010"/>
+                <wp:wrapNone/>
+                <wp:docPr id="1174329554" name="Прямая со стрелкой 5"/>
+                <wp:cNvGraphicFramePr/>
+                <a:graphic xmlns:a="http://schemas.openxmlformats.org/drawingml/2006/main">
+                  <a:graphicData uri="http://schemas.microsoft.com/office/word/2010/wordprocessingShape">
+                    <wps:wsp>
+                      <wps:cNvCnPr/>
+                      <wps:spPr>
+                        <a:xfrm flipV="1">
+                          <a:off x="0" y="0"/>
+                          <a:ext cx="281940" cy="15240"/>
+                        </a:xfrm>
+                        <a:prstGeom prst="straightConnector1">
+                          <a:avLst/>
+                        </a:prstGeom>
+                        <a:ln>
+                          <a:solidFill>
+                            <a:schemeClr val="tx1"/>
+                          </a:solidFill>
+                          <a:tailEnd type="triangle"/>
+                        </a:ln>
+                      </wps:spPr>
+                      <wps:style>
+                        <a:lnRef idx="1">
+                          <a:schemeClr val="accent1"/>
+                        </a:lnRef>
+                        <a:fillRef idx="0">
+                          <a:schemeClr val="accent1"/>
+                        </a:fillRef>
+                        <a:effectRef idx="0">
+                          <a:schemeClr val="accent1"/>
+                        </a:effectRef>
+                        <a:fontRef idx="minor">
+                          <a:schemeClr val="tx1"/>
+                        </a:fontRef>
+                      </wps:style>
+                      <wps:bodyPr/>
+                    </wps:wsp>
+                  </a:graphicData>
+                </a:graphic>
+              </wp:anchor>
+            </w:drawing>
+          </mc:Choice>
+          <mc:Fallback>
+            <w:pict>
+              <v:shape w14:anchorId="571C7F8A" id="Прямая со стрелкой 5" o:spid="_x0000_s1026" type="#_x0000_t32" style="position:absolute;margin-left:377.55pt;margin-top:136.9pt;width:22.2pt;height:1.2pt;flip:y;z-index:251660288;visibility:visible;mso-wrap-style:square;mso-wrap-distance-left:9pt;mso-wrap-distance-top:0;mso-wrap-distance-right:9pt;mso-wrap-distance-bottom:0;mso-position-horizontal:absolute;mso-position-horizontal-relative:text;mso-position-vertical:absolute;mso-position-vertical-relative:text" o:gfxdata="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" strokecolor="black [3213]">
+                <v:stroke endarrow="block"/>
+              </v:shape>
+            </w:pict>
+          </mc:Fallback>
+        </mc:AlternateContent>
+      </w:r>
+      <w:r>
+        <w:rPr>
+          <w:noProof/>
+          <w:lang w:val="ru-RU"/>
+        </w:rPr>
+        <mc:AlternateContent>
+          <mc:Choice Requires="wps">
+            <w:drawing>
+              <wp:anchor distT="0" distB="0" distL="114300" distR="114300" simplePos="0" relativeHeight="251659264" behindDoc="0" locked="0" layoutInCell="1" allowOverlap="1" wp14:anchorId="05B3A829" wp14:editId="628E606E">
+                <wp:simplePos x="0" y="0"/>
+                <wp:positionH relativeFrom="column">
+                  <wp:posOffset>1922145</wp:posOffset>
+                </wp:positionH>
+                <wp:positionV relativeFrom="paragraph">
+                  <wp:posOffset>1266190</wp:posOffset>
+                </wp:positionV>
+                <wp:extent cx="2865120" cy="2339340"/>
+                <wp:effectExtent l="38100" t="0" r="316230" b="99060"/>
+                <wp:wrapNone/>
+                <wp:docPr id="559984547" name="Соединитель: уступ 4"/>
+                <wp:cNvGraphicFramePr/>
+                <a:graphic xmlns:a="http://schemas.openxmlformats.org/drawingml/2006/main">
+                  <a:graphicData uri="http://schemas.microsoft.com/office/word/2010/wordprocessingShape">
+                    <wps:wsp>
+                      <wps:cNvCnPr/>
+                      <wps:spPr>
+                        <a:xfrm flipH="1">
+                          <a:off x="0" y="0"/>
+                          <a:ext cx="2865120" cy="2339340"/>
+                        </a:xfrm>
+                        <a:prstGeom prst="bentConnector3">
+                          <a:avLst>
+                            <a:gd name="adj1" fmla="val -10072"/>
+                          </a:avLst>
+                        </a:prstGeom>
+                        <a:ln>
+                          <a:solidFill>
+                            <a:schemeClr val="tx1"/>
+                          </a:solidFill>
+                          <a:tailEnd type="triangle"/>
+                        </a:ln>
+                      </wps:spPr>
+                      <wps:style>
+                        <a:lnRef idx="1">
+                          <a:schemeClr val="accent1"/>
+                        </a:lnRef>
+                        <a:fillRef idx="0">
+                          <a:schemeClr val="accent1"/>
+                        </a:fillRef>
+                        <a:effectRef idx="0">
+                          <a:schemeClr val="accent1"/>
+                        </a:effectRef>
+                        <a:fontRef idx="minor">
+                          <a:schemeClr val="tx1"/>
+                        </a:fontRef>
+                      </wps:style>
+                      <wps:bodyPr/>
+                    </wps:wsp>
+                  </a:graphicData>
+                </a:graphic>
+                <wp14:sizeRelH relativeFrom="margin">
+                  <wp14:pctWidth>0</wp14:pctWidth>
+                </wp14:sizeRelH>
+                <wp14:sizeRelV relativeFrom="margin">
+                  <wp14:pctHeight>0</wp14:pctHeight>
+                </wp14:sizeRelV>
+              </wp:anchor>
+            </w:drawing>
+          </mc:Choice>
+          <mc:Fallback>
+            <w:pict>
+              <v:shape w14:anchorId="3B3245BC" id="Соединитель: уступ 4" o:spid="_x0000_s1026" type="#_x0000_t34" style="position:absolute;margin-left:151.35pt;margin-top:99.7pt;width:225.6pt;height:184.2pt;flip:x;z-index:251659264;visibility:visible;mso-wrap-style:square;mso-width-percent:0;mso-height-percent:0;mso-wrap-distance-left:9pt;mso-wrap-distance-top:0;mso-wrap-distance-right:9pt;mso-wrap-distance-bottom:0;mso-position-horizontal:absolute;mso-position-horizontal-relative:text;mso-position-vertical:absolute;mso-position-vertical-relative:text;mso-width-percent:0;mso-height-percent:0;mso-width-relative:margin;mso-height-relative:margin" o:gfxdata="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" adj="-2176" strokecolor="black [3213]">
+                <v:stroke endarrow="block"/>
+              </v:shape>
+            </w:pict>
+          </mc:Fallback>
+        </mc:AlternateContent>
+      </w:r>
+      <w:r>
+        <w:rPr>
+          <w:noProof/>
+          <w:lang w:val="ru-RU"/>
+        </w:rPr>
         <w:drawing>
-          <wp:inline distT="0" distB="0" distL="0" distR="0" wp14:anchorId="6C5C45EF" wp14:editId="77E4EE4E">
+          <wp:inline distT="0" distB="0" distL="0" distR="0" wp14:anchorId="6C5C45EF" wp14:editId="0308FEBD">
             <wp:extent cx="3909060" cy="4056451"/>
             <wp:effectExtent l="19050" t="19050" r="15240" b="20320"/>
             <wp:docPr id="216794176" name="Рисунок 1"/>
@@ -1140,9 +1779,11 @@
         </w:rPr>
         <w:t xml:space="preserve">В ходе работы успешно освоены конструкции ветвления с использованием </w:t>
       </w:r>
+      <w:proofErr w:type="spellStart"/>
       <w:r>
         <w:t>elif</w:t>
       </w:r>
+      <w:proofErr w:type="spellEnd"/>
       <w:r>
         <w:rPr>
           <w:lang w:val="ru-RU"/>
@@ -1262,6 +1903,504 @@
           <w:lang w:val="ru-RU"/>
         </w:rPr>
       </w:pPr>
+      <w:r>
+        <w:rPr>
+          <w:noProof/>
+          <w:lang w:val="ru-RU"/>
+        </w:rPr>
+        <mc:AlternateContent>
+          <mc:Choice Requires="wps">
+            <w:drawing>
+              <wp:anchor distT="0" distB="0" distL="114300" distR="114300" simplePos="0" relativeHeight="251676672" behindDoc="0" locked="0" layoutInCell="1" allowOverlap="1" wp14:anchorId="1860FDA6" wp14:editId="1D4B4CB3">
+                <wp:simplePos x="0" y="0"/>
+                <wp:positionH relativeFrom="column">
+                  <wp:posOffset>4497705</wp:posOffset>
+                </wp:positionH>
+                <wp:positionV relativeFrom="paragraph">
+                  <wp:posOffset>3963035</wp:posOffset>
+                </wp:positionV>
+                <wp:extent cx="472440" cy="38100"/>
+                <wp:effectExtent l="0" t="57150" r="41910" b="57150"/>
+                <wp:wrapNone/>
+                <wp:docPr id="772654955" name="Прямая со стрелкой 15"/>
+                <wp:cNvGraphicFramePr/>
+                <a:graphic xmlns:a="http://schemas.openxmlformats.org/drawingml/2006/main">
+                  <a:graphicData uri="http://schemas.microsoft.com/office/word/2010/wordprocessingShape">
+                    <wps:wsp>
+                      <wps:cNvCnPr/>
+                      <wps:spPr>
+                        <a:xfrm flipV="1">
+                          <a:off x="0" y="0"/>
+                          <a:ext cx="472440" cy="38100"/>
+                        </a:xfrm>
+                        <a:prstGeom prst="straightConnector1">
+                          <a:avLst/>
+                        </a:prstGeom>
+                        <a:ln>
+                          <a:solidFill>
+                            <a:schemeClr val="tx1"/>
+                          </a:solidFill>
+                          <a:tailEnd type="triangle"/>
+                        </a:ln>
+                      </wps:spPr>
+                      <wps:style>
+                        <a:lnRef idx="1">
+                          <a:schemeClr val="accent1"/>
+                        </a:lnRef>
+                        <a:fillRef idx="0">
+                          <a:schemeClr val="accent1"/>
+                        </a:fillRef>
+                        <a:effectRef idx="0">
+                          <a:schemeClr val="accent1"/>
+                        </a:effectRef>
+                        <a:fontRef idx="minor">
+                          <a:schemeClr val="tx1"/>
+                        </a:fontRef>
+                      </wps:style>
+                      <wps:bodyPr/>
+                    </wps:wsp>
+                  </a:graphicData>
+                </a:graphic>
+              </wp:anchor>
+            </w:drawing>
+          </mc:Choice>
+          <mc:Fallback>
+            <w:pict>
+              <v:shape w14:anchorId="3059BD97" id="Прямая со стрелкой 15" o:spid="_x0000_s1026" type="#_x0000_t32" style="position:absolute;margin-left:354.15pt;margin-top:312.05pt;width:37.2pt;height:3pt;flip:y;z-index:251676672;visibility:visible;mso-wrap-style:square;mso-wrap-distance-left:9pt;mso-wrap-distance-top:0;mso-wrap-distance-right:9pt;mso-wrap-distance-bottom:0;mso-position-horizontal:absolute;mso-position-horizontal-relative:text;mso-position-vertical:absolute;mso-position-vertical-relative:text" o:gfxdata="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" strokecolor="black [3213]">
+                <v:stroke endarrow="block"/>
+              </v:shape>
+            </w:pict>
+          </mc:Fallback>
+        </mc:AlternateContent>
+      </w:r>
+      <w:r>
+        <w:rPr>
+          <w:noProof/>
+          <w:lang w:val="ru-RU"/>
+        </w:rPr>
+        <mc:AlternateContent>
+          <mc:Choice Requires="wps">
+            <w:drawing>
+              <wp:anchor distT="0" distB="0" distL="114300" distR="114300" simplePos="0" relativeHeight="251675648" behindDoc="0" locked="0" layoutInCell="1" allowOverlap="1" wp14:anchorId="59F9354E" wp14:editId="32C04E29">
+                <wp:simplePos x="0" y="0"/>
+                <wp:positionH relativeFrom="column">
+                  <wp:posOffset>4558665</wp:posOffset>
+                </wp:positionH>
+                <wp:positionV relativeFrom="paragraph">
+                  <wp:posOffset>3528695</wp:posOffset>
+                </wp:positionV>
+                <wp:extent cx="411480" cy="15240"/>
+                <wp:effectExtent l="0" t="76200" r="26670" b="80010"/>
+                <wp:wrapNone/>
+                <wp:docPr id="2025746559" name="Прямая со стрелкой 14"/>
+                <wp:cNvGraphicFramePr/>
+                <a:graphic xmlns:a="http://schemas.openxmlformats.org/drawingml/2006/main">
+                  <a:graphicData uri="http://schemas.microsoft.com/office/word/2010/wordprocessingShape">
+                    <wps:wsp>
+                      <wps:cNvCnPr/>
+                      <wps:spPr>
+                        <a:xfrm flipV="1">
+                          <a:off x="0" y="0"/>
+                          <a:ext cx="411480" cy="15240"/>
+                        </a:xfrm>
+                        <a:prstGeom prst="straightConnector1">
+                          <a:avLst/>
+                        </a:prstGeom>
+                        <a:ln>
+                          <a:solidFill>
+                            <a:schemeClr val="tx1"/>
+                          </a:solidFill>
+                          <a:tailEnd type="triangle"/>
+                        </a:ln>
+                      </wps:spPr>
+                      <wps:style>
+                        <a:lnRef idx="1">
+                          <a:schemeClr val="accent1"/>
+                        </a:lnRef>
+                        <a:fillRef idx="0">
+                          <a:schemeClr val="accent1"/>
+                        </a:fillRef>
+                        <a:effectRef idx="0">
+                          <a:schemeClr val="accent1"/>
+                        </a:effectRef>
+                        <a:fontRef idx="minor">
+                          <a:schemeClr val="tx1"/>
+                        </a:fontRef>
+                      </wps:style>
+                      <wps:bodyPr/>
+                    </wps:wsp>
+                  </a:graphicData>
+                </a:graphic>
+              </wp:anchor>
+            </w:drawing>
+          </mc:Choice>
+          <mc:Fallback>
+            <w:pict>
+              <v:shape w14:anchorId="0EDB1CB7" id="Прямая со стрелкой 14" o:spid="_x0000_s1026" type="#_x0000_t32" style="position:absolute;margin-left:358.95pt;margin-top:277.85pt;width:32.4pt;height:1.2pt;flip:y;z-index:251675648;visibility:visible;mso-wrap-style:square;mso-wrap-distance-left:9pt;mso-wrap-distance-top:0;mso-wrap-distance-right:9pt;mso-wrap-distance-bottom:0;mso-position-horizontal:absolute;mso-position-horizontal-relative:text;mso-position-vertical:absolute;mso-position-vertical-relative:text" o:gfxdata="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" strokecolor="black [3213]">
+                <v:stroke endarrow="block"/>
+              </v:shape>
+            </w:pict>
+          </mc:Fallback>
+        </mc:AlternateContent>
+      </w:r>
+      <w:r>
+        <w:rPr>
+          <w:noProof/>
+          <w:lang w:val="ru-RU"/>
+        </w:rPr>
+        <mc:AlternateContent>
+          <mc:Choice Requires="wps">
+            <w:drawing>
+              <wp:anchor distT="0" distB="0" distL="114300" distR="114300" simplePos="0" relativeHeight="251674624" behindDoc="0" locked="0" layoutInCell="1" allowOverlap="1" wp14:anchorId="5828D17D" wp14:editId="7BF938F7">
+                <wp:simplePos x="0" y="0"/>
+                <wp:positionH relativeFrom="column">
+                  <wp:posOffset>4749165</wp:posOffset>
+                </wp:positionH>
+                <wp:positionV relativeFrom="paragraph">
+                  <wp:posOffset>3086735</wp:posOffset>
+                </wp:positionV>
+                <wp:extent cx="220980" cy="15240"/>
+                <wp:effectExtent l="0" t="57150" r="45720" b="80010"/>
+                <wp:wrapNone/>
+                <wp:docPr id="941312108" name="Прямая со стрелкой 13"/>
+                <wp:cNvGraphicFramePr/>
+                <a:graphic xmlns:a="http://schemas.openxmlformats.org/drawingml/2006/main">
+                  <a:graphicData uri="http://schemas.microsoft.com/office/word/2010/wordprocessingShape">
+                    <wps:wsp>
+                      <wps:cNvCnPr/>
+                      <wps:spPr>
+                        <a:xfrm flipV="1">
+                          <a:off x="0" y="0"/>
+                          <a:ext cx="220980" cy="15240"/>
+                        </a:xfrm>
+                        <a:prstGeom prst="straightConnector1">
+                          <a:avLst/>
+                        </a:prstGeom>
+                        <a:ln>
+                          <a:solidFill>
+                            <a:schemeClr val="tx1"/>
+                          </a:solidFill>
+                          <a:tailEnd type="triangle"/>
+                        </a:ln>
+                      </wps:spPr>
+                      <wps:style>
+                        <a:lnRef idx="1">
+                          <a:schemeClr val="accent1"/>
+                        </a:lnRef>
+                        <a:fillRef idx="0">
+                          <a:schemeClr val="accent1"/>
+                        </a:fillRef>
+                        <a:effectRef idx="0">
+                          <a:schemeClr val="accent1"/>
+                        </a:effectRef>
+                        <a:fontRef idx="minor">
+                          <a:schemeClr val="tx1"/>
+                        </a:fontRef>
+                      </wps:style>
+                      <wps:bodyPr/>
+                    </wps:wsp>
+                  </a:graphicData>
+                </a:graphic>
+              </wp:anchor>
+            </w:drawing>
+          </mc:Choice>
+          <mc:Fallback>
+            <w:pict>
+              <v:shape w14:anchorId="77B8BD11" id="Прямая со стрелкой 13" o:spid="_x0000_s1026" type="#_x0000_t32" style="position:absolute;margin-left:373.95pt;margin-top:243.05pt;width:17.4pt;height:1.2pt;flip:y;z-index:251674624;visibility:visible;mso-wrap-style:square;mso-wrap-distance-left:9pt;mso-wrap-distance-top:0;mso-wrap-distance-right:9pt;mso-wrap-distance-bottom:0;mso-position-horizontal:absolute;mso-position-horizontal-relative:text;mso-position-vertical:absolute;mso-position-vertical-relative:text" o:gfxdata="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" strokecolor="black [3213]">
+                <v:stroke endarrow="block"/>
+              </v:shape>
+            </w:pict>
+          </mc:Fallback>
+        </mc:AlternateContent>
+      </w:r>
+      <w:r>
+        <w:rPr>
+          <w:noProof/>
+          <w:lang w:val="ru-RU"/>
+        </w:rPr>
+        <mc:AlternateContent>
+          <mc:Choice Requires="wps">
+            <w:drawing>
+              <wp:anchor distT="0" distB="0" distL="114300" distR="114300" simplePos="0" relativeHeight="251673600" behindDoc="0" locked="0" layoutInCell="1" allowOverlap="1" wp14:anchorId="61B7BB6A" wp14:editId="4CA003CC">
+                <wp:simplePos x="0" y="0"/>
+                <wp:positionH relativeFrom="column">
+                  <wp:posOffset>4612005</wp:posOffset>
+                </wp:positionH>
+                <wp:positionV relativeFrom="paragraph">
+                  <wp:posOffset>2568575</wp:posOffset>
+                </wp:positionV>
+                <wp:extent cx="350520" cy="22860"/>
+                <wp:effectExtent l="0" t="57150" r="49530" b="72390"/>
+                <wp:wrapNone/>
+                <wp:docPr id="122363125" name="Прямая со стрелкой 12"/>
+                <wp:cNvGraphicFramePr/>
+                <a:graphic xmlns:a="http://schemas.openxmlformats.org/drawingml/2006/main">
+                  <a:graphicData uri="http://schemas.microsoft.com/office/word/2010/wordprocessingShape">
+                    <wps:wsp>
+                      <wps:cNvCnPr/>
+                      <wps:spPr>
+                        <a:xfrm flipV="1">
+                          <a:off x="0" y="0"/>
+                          <a:ext cx="350520" cy="22860"/>
+                        </a:xfrm>
+                        <a:prstGeom prst="straightConnector1">
+                          <a:avLst/>
+                        </a:prstGeom>
+                        <a:ln>
+                          <a:solidFill>
+                            <a:schemeClr val="tx1"/>
+                          </a:solidFill>
+                          <a:tailEnd type="triangle"/>
+                        </a:ln>
+                      </wps:spPr>
+                      <wps:style>
+                        <a:lnRef idx="1">
+                          <a:schemeClr val="accent1"/>
+                        </a:lnRef>
+                        <a:fillRef idx="0">
+                          <a:schemeClr val="accent1"/>
+                        </a:fillRef>
+                        <a:effectRef idx="0">
+                          <a:schemeClr val="accent1"/>
+                        </a:effectRef>
+                        <a:fontRef idx="minor">
+                          <a:schemeClr val="tx1"/>
+                        </a:fontRef>
+                      </wps:style>
+                      <wps:bodyPr/>
+                    </wps:wsp>
+                  </a:graphicData>
+                </a:graphic>
+              </wp:anchor>
+            </w:drawing>
+          </mc:Choice>
+          <mc:Fallback>
+            <w:pict>
+              <v:shape w14:anchorId="2D23DF83" id="Прямая со стрелкой 12" o:spid="_x0000_s1026" type="#_x0000_t32" style="position:absolute;margin-left:363.15pt;margin-top:202.25pt;width:27.6pt;height:1.8pt;flip:y;z-index:251673600;visibility:visible;mso-wrap-style:square;mso-wrap-distance-left:9pt;mso-wrap-distance-top:0;mso-wrap-distance-right:9pt;mso-wrap-distance-bottom:0;mso-position-horizontal:absolute;mso-position-horizontal-relative:text;mso-position-vertical:absolute;mso-position-vertical-relative:text" o:gfxdata="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" strokecolor="black [3213]">
+                <v:stroke endarrow="block"/>
+              </v:shape>
+            </w:pict>
+          </mc:Fallback>
+        </mc:AlternateContent>
+      </w:r>
+      <w:r>
+        <w:rPr>
+          <w:noProof/>
+          <w:lang w:val="ru-RU"/>
+        </w:rPr>
+        <mc:AlternateContent>
+          <mc:Choice Requires="wps">
+            <w:drawing>
+              <wp:anchor distT="0" distB="0" distL="114300" distR="114300" simplePos="0" relativeHeight="251672576" behindDoc="0" locked="0" layoutInCell="1" allowOverlap="1" wp14:anchorId="72863E27" wp14:editId="4BA484BC">
+                <wp:simplePos x="0" y="0"/>
+                <wp:positionH relativeFrom="column">
+                  <wp:posOffset>4680585</wp:posOffset>
+                </wp:positionH>
+                <wp:positionV relativeFrom="paragraph">
+                  <wp:posOffset>1997075</wp:posOffset>
+                </wp:positionV>
+                <wp:extent cx="289560" cy="15240"/>
+                <wp:effectExtent l="0" t="57150" r="34290" b="80010"/>
+                <wp:wrapNone/>
+                <wp:docPr id="1531881445" name="Прямая со стрелкой 11"/>
+                <wp:cNvGraphicFramePr/>
+                <a:graphic xmlns:a="http://schemas.openxmlformats.org/drawingml/2006/main">
+                  <a:graphicData uri="http://schemas.microsoft.com/office/word/2010/wordprocessingShape">
+                    <wps:wsp>
+                      <wps:cNvCnPr/>
+                      <wps:spPr>
+                        <a:xfrm flipV="1">
+                          <a:off x="0" y="0"/>
+                          <a:ext cx="289560" cy="15240"/>
+                        </a:xfrm>
+                        <a:prstGeom prst="straightConnector1">
+                          <a:avLst/>
+                        </a:prstGeom>
+                        <a:ln>
+                          <a:solidFill>
+                            <a:schemeClr val="tx1"/>
+                          </a:solidFill>
+                          <a:tailEnd type="triangle"/>
+                        </a:ln>
+                      </wps:spPr>
+                      <wps:style>
+                        <a:lnRef idx="1">
+                          <a:schemeClr val="accent1"/>
+                        </a:lnRef>
+                        <a:fillRef idx="0">
+                          <a:schemeClr val="accent1"/>
+                        </a:fillRef>
+                        <a:effectRef idx="0">
+                          <a:schemeClr val="accent1"/>
+                        </a:effectRef>
+                        <a:fontRef idx="minor">
+                          <a:schemeClr val="tx1"/>
+                        </a:fontRef>
+                      </wps:style>
+                      <wps:bodyPr/>
+                    </wps:wsp>
+                  </a:graphicData>
+                </a:graphic>
+              </wp:anchor>
+            </w:drawing>
+          </mc:Choice>
+          <mc:Fallback>
+            <w:pict>
+              <v:shape w14:anchorId="4057AAF0" id="Прямая со стрелкой 11" o:spid="_x0000_s1026" type="#_x0000_t32" style="position:absolute;margin-left:368.55pt;margin-top:157.25pt;width:22.8pt;height:1.2pt;flip:y;z-index:251672576;visibility:visible;mso-wrap-style:square;mso-wrap-distance-left:9pt;mso-wrap-distance-top:0;mso-wrap-distance-right:9pt;mso-wrap-distance-bottom:0;mso-position-horizontal:absolute;mso-position-horizontal-relative:text;mso-position-vertical:absolute;mso-position-vertical-relative:text" o:gfxdata="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" strokecolor="black [3213]">
+                <v:stroke endarrow="block"/>
+              </v:shape>
+            </w:pict>
+          </mc:Fallback>
+        </mc:AlternateContent>
+      </w:r>
+      <w:r>
+        <w:rPr>
+          <w:noProof/>
+          <w:lang w:val="ru-RU"/>
+        </w:rPr>
+        <mc:AlternateContent>
+          <mc:Choice Requires="wps">
+            <w:drawing>
+              <wp:anchor distT="0" distB="0" distL="114300" distR="114300" simplePos="0" relativeHeight="251671552" behindDoc="0" locked="0" layoutInCell="1" allowOverlap="1" wp14:anchorId="6099361F" wp14:editId="211C549B">
+                <wp:simplePos x="0" y="0"/>
+                <wp:positionH relativeFrom="column">
+                  <wp:posOffset>4810125</wp:posOffset>
+                </wp:positionH>
+                <wp:positionV relativeFrom="paragraph">
+                  <wp:posOffset>1547495</wp:posOffset>
+                </wp:positionV>
+                <wp:extent cx="152400" cy="22860"/>
+                <wp:effectExtent l="0" t="57150" r="38100" b="72390"/>
+                <wp:wrapNone/>
+                <wp:docPr id="584722945" name="Прямая со стрелкой 10"/>
+                <wp:cNvGraphicFramePr/>
+                <a:graphic xmlns:a="http://schemas.openxmlformats.org/drawingml/2006/main">
+                  <a:graphicData uri="http://schemas.microsoft.com/office/word/2010/wordprocessingShape">
+                    <wps:wsp>
+                      <wps:cNvCnPr/>
+                      <wps:spPr>
+                        <a:xfrm flipV="1">
+                          <a:off x="0" y="0"/>
+                          <a:ext cx="152400" cy="22860"/>
+                        </a:xfrm>
+                        <a:prstGeom prst="straightConnector1">
+                          <a:avLst/>
+                        </a:prstGeom>
+                        <a:ln>
+                          <a:solidFill>
+                            <a:schemeClr val="tx1"/>
+                          </a:solidFill>
+                          <a:tailEnd type="triangle"/>
+                        </a:ln>
+                      </wps:spPr>
+                      <wps:style>
+                        <a:lnRef idx="1">
+                          <a:schemeClr val="accent1"/>
+                        </a:lnRef>
+                        <a:fillRef idx="0">
+                          <a:schemeClr val="accent1"/>
+                        </a:fillRef>
+                        <a:effectRef idx="0">
+                          <a:schemeClr val="accent1"/>
+                        </a:effectRef>
+                        <a:fontRef idx="minor">
+                          <a:schemeClr val="tx1"/>
+                        </a:fontRef>
+                      </wps:style>
+                      <wps:bodyPr/>
+                    </wps:wsp>
+                  </a:graphicData>
+                </a:graphic>
+              </wp:anchor>
+            </w:drawing>
+          </mc:Choice>
+          <mc:Fallback>
+            <w:pict>
+              <v:shape w14:anchorId="734F7EF4" id="Прямая со стрелкой 10" o:spid="_x0000_s1026" type="#_x0000_t32" style="position:absolute;margin-left:378.75pt;margin-top:121.85pt;width:12pt;height:1.8pt;flip:y;z-index:251671552;visibility:visible;mso-wrap-style:square;mso-wrap-distance-left:9pt;mso-wrap-distance-top:0;mso-wrap-distance-right:9pt;mso-wrap-distance-bottom:0;mso-position-horizontal:absolute;mso-position-horizontal-relative:text;mso-position-vertical:absolute;mso-position-vertical-relative:text" o:gfxdata="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" strokecolor="black [3213]">
+                <v:stroke endarrow="block"/>
+              </v:shape>
+            </w:pict>
+          </mc:Fallback>
+        </mc:AlternateContent>
+      </w:r>
+      <w:r>
+        <w:rPr>
+          <w:noProof/>
+          <w:lang w:val="ru-RU"/>
+        </w:rPr>
+        <mc:AlternateContent>
+          <mc:Choice Requires="wps">
+            <w:drawing>
+              <wp:anchor distT="0" distB="0" distL="114300" distR="114300" simplePos="0" relativeHeight="251670528" behindDoc="0" locked="0" layoutInCell="1" allowOverlap="1" wp14:anchorId="4B4F783F" wp14:editId="2F4574D4">
+                <wp:simplePos x="0" y="0"/>
+                <wp:positionH relativeFrom="column">
+                  <wp:posOffset>1556385</wp:posOffset>
+                </wp:positionH>
+                <wp:positionV relativeFrom="paragraph">
+                  <wp:posOffset>1136015</wp:posOffset>
+                </wp:positionV>
+                <wp:extent cx="3307080" cy="3101340"/>
+                <wp:effectExtent l="38100" t="0" r="121920" b="99060"/>
+                <wp:wrapNone/>
+                <wp:docPr id="826873398" name="Соединитель: уступ 9"/>
+                <wp:cNvGraphicFramePr/>
+                <a:graphic xmlns:a="http://schemas.openxmlformats.org/drawingml/2006/main">
+                  <a:graphicData uri="http://schemas.microsoft.com/office/word/2010/wordprocessingShape">
+                    <wps:wsp>
+                      <wps:cNvCnPr/>
+                      <wps:spPr>
+                        <a:xfrm flipH="1">
+                          <a:off x="0" y="0"/>
+                          <a:ext cx="3307080" cy="3101340"/>
+                        </a:xfrm>
+                        <a:prstGeom prst="bentConnector3">
+                          <a:avLst>
+                            <a:gd name="adj1" fmla="val -3103"/>
+                          </a:avLst>
+                        </a:prstGeom>
+                        <a:ln>
+                          <a:solidFill>
+                            <a:schemeClr val="tx1"/>
+                          </a:solidFill>
+                          <a:tailEnd type="triangle"/>
+                        </a:ln>
+                      </wps:spPr>
+                      <wps:style>
+                        <a:lnRef idx="1">
+                          <a:schemeClr val="accent1"/>
+                        </a:lnRef>
+                        <a:fillRef idx="0">
+                          <a:schemeClr val="accent1"/>
+                        </a:fillRef>
+                        <a:effectRef idx="0">
+                          <a:schemeClr val="accent1"/>
+                        </a:effectRef>
+                        <a:fontRef idx="minor">
+                          <a:schemeClr val="tx1"/>
+                        </a:fontRef>
+                      </wps:style>
+                      <wps:bodyPr/>
+                    </wps:wsp>
+                  </a:graphicData>
+                </a:graphic>
+                <wp14:sizeRelH relativeFrom="margin">
+                  <wp14:pctWidth>0</wp14:pctWidth>
+                </wp14:sizeRelH>
+                <wp14:sizeRelV relativeFrom="margin">
+                  <wp14:pctHeight>0</wp14:pctHeight>
+                </wp14:sizeRelV>
+              </wp:anchor>
+            </w:drawing>
+          </mc:Choice>
+          <mc:Fallback>
+            <w:pict>
+              <v:shape w14:anchorId="001FE06A" id="Соединитель: уступ 9" o:spid="_x0000_s1026" type="#_x0000_t34" style="position:absolute;margin-left:122.55pt;margin-top:89.45pt;width:260.4pt;height:244.2pt;flip:x;z-index:251670528;visibility:visible;mso-wrap-style:square;mso-width-percent:0;mso-height-percent:0;mso-wrap-distance-left:9pt;mso-wrap-distance-top:0;mso-wrap-distance-right:9pt;mso-wrap-distance-bottom:0;mso-position-horizontal:absolute;mso-position-horizontal-relative:text;mso-position-vertical:absolute;mso-position-vertical-relative:text;mso-width-percent:0;mso-height-percent:0;mso-width-relative:margin;mso-height-relative:margin" o:gfxdata="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" adj="-670" strokecolor="black [3213]">
+                <v:stroke endarrow="block"/>
+              </v:shape>
+            </w:pict>
+          </mc:Fallback>
+        </mc:AlternateContent>
+      </w:r>
       <w:r>
         <w:rPr>
           <w:noProof/>
@@ -1411,9 +2550,9 @@
           <w:lang w:val="ru-RU"/>
         </w:rPr>
         <w:drawing>
-          <wp:inline distT="0" distB="0" distL="0" distR="0" wp14:anchorId="68B675BF" wp14:editId="369722FA">
+          <wp:inline distT="0" distB="0" distL="0" distR="0" wp14:anchorId="68B675BF" wp14:editId="153800AB">
             <wp:extent cx="3779520" cy="1681501"/>
-            <wp:effectExtent l="0" t="0" r="0" b="0"/>
+            <wp:effectExtent l="19050" t="19050" r="11430" b="13970"/>
             <wp:docPr id="1944893508" name="Рисунок 1"/>
             <wp:cNvGraphicFramePr>
               <a:graphicFrameLocks xmlns:a="http://schemas.openxmlformats.org/drawingml/2006/main" noChangeAspect="1"/>
@@ -1439,6 +2578,11 @@
                     <a:prstGeom prst="rect">
                       <a:avLst/>
                     </a:prstGeom>
+                    <a:ln>
+                      <a:solidFill>
+                        <a:schemeClr val="tx1"/>
+                      </a:solidFill>
+                    </a:ln>
                   </pic:spPr>
                 </pic:pic>
               </a:graphicData>
@@ -1545,7 +2689,21 @@
         <w:rPr>
           <w:lang w:val="ru-RU"/>
         </w:rPr>
-        <w:t>Четвертая задача требует проверить, существует ли треугольник по заданным длинам трех сторон (неравенство треугольника), и если существует, определить его геометрический тип: равносторонний, равнобедренный или разносторонний.</w:t>
+        <w:t xml:space="preserve">Четвертая задача требует проверить, существует ли треугольник по заданным длинам трех сторон (неравенство треугольника), </w:t>
+      </w:r>
+      <w:proofErr w:type="gramStart"/>
+      <w:r>
+        <w:rPr>
+          <w:lang w:val="ru-RU"/>
+        </w:rPr>
+        <w:t>и</w:t>
+      </w:r>
+      <w:proofErr w:type="gramEnd"/>
+      <w:r>
+        <w:rPr>
+          <w:lang w:val="ru-RU"/>
+        </w:rPr>
+        <w:t xml:space="preserve"> если существует, определить его геометрический тип: равносторонний, равнобедренный или разносторонний.</w:t>
       </w:r>
     </w:p>
     <w:p>
@@ -1568,6 +2726,358 @@
           <w:lang w:val="ru-RU"/>
         </w:rPr>
       </w:pPr>
+      <w:r>
+        <w:rPr>
+          <w:noProof/>
+          <w:lang w:val="ru-RU"/>
+        </w:rPr>
+        <mc:AlternateContent>
+          <mc:Choice Requires="wps">
+            <w:drawing>
+              <wp:anchor distT="0" distB="0" distL="114300" distR="114300" simplePos="0" relativeHeight="251681792" behindDoc="0" locked="0" layoutInCell="1" allowOverlap="1" wp14:anchorId="620DFEB7" wp14:editId="06F8EB15">
+                <wp:simplePos x="0" y="0"/>
+                <wp:positionH relativeFrom="column">
+                  <wp:posOffset>4893945</wp:posOffset>
+                </wp:positionH>
+                <wp:positionV relativeFrom="paragraph">
+                  <wp:posOffset>3481705</wp:posOffset>
+                </wp:positionV>
+                <wp:extent cx="701040" cy="15240"/>
+                <wp:effectExtent l="0" t="57150" r="22860" b="99060"/>
+                <wp:wrapNone/>
+                <wp:docPr id="774256851" name="Прямая со стрелкой 20"/>
+                <wp:cNvGraphicFramePr/>
+                <a:graphic xmlns:a="http://schemas.openxmlformats.org/drawingml/2006/main">
+                  <a:graphicData uri="http://schemas.microsoft.com/office/word/2010/wordprocessingShape">
+                    <wps:wsp>
+                      <wps:cNvCnPr/>
+                      <wps:spPr>
+                        <a:xfrm>
+                          <a:off x="0" y="0"/>
+                          <a:ext cx="701040" cy="15240"/>
+                        </a:xfrm>
+                        <a:prstGeom prst="straightConnector1">
+                          <a:avLst/>
+                        </a:prstGeom>
+                        <a:ln>
+                          <a:solidFill>
+                            <a:schemeClr val="tx1"/>
+                          </a:solidFill>
+                          <a:tailEnd type="triangle"/>
+                        </a:ln>
+                      </wps:spPr>
+                      <wps:style>
+                        <a:lnRef idx="1">
+                          <a:schemeClr val="accent1"/>
+                        </a:lnRef>
+                        <a:fillRef idx="0">
+                          <a:schemeClr val="accent1"/>
+                        </a:fillRef>
+                        <a:effectRef idx="0">
+                          <a:schemeClr val="accent1"/>
+                        </a:effectRef>
+                        <a:fontRef idx="minor">
+                          <a:schemeClr val="tx1"/>
+                        </a:fontRef>
+                      </wps:style>
+                      <wps:bodyPr/>
+                    </wps:wsp>
+                  </a:graphicData>
+                </a:graphic>
+              </wp:anchor>
+            </w:drawing>
+          </mc:Choice>
+          <mc:Fallback>
+            <w:pict>
+              <v:shape w14:anchorId="6A196505" id="Прямая со стрелкой 20" o:spid="_x0000_s1026" type="#_x0000_t32" style="position:absolute;margin-left:385.35pt;margin-top:274.15pt;width:55.2pt;height:1.2pt;z-index:251681792;visibility:visible;mso-wrap-style:square;mso-wrap-distance-left:9pt;mso-wrap-distance-top:0;mso-wrap-distance-right:9pt;mso-wrap-distance-bottom:0;mso-position-horizontal:absolute;mso-position-horizontal-relative:text;mso-position-vertical:absolute;mso-position-vertical-relative:text" o:gfxdata="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" strokecolor="black [3213]">
+                <v:stroke endarrow="block"/>
+              </v:shape>
+            </w:pict>
+          </mc:Fallback>
+        </mc:AlternateContent>
+      </w:r>
+      <w:r>
+        <w:rPr>
+          <w:noProof/>
+          <w:lang w:val="ru-RU"/>
+        </w:rPr>
+        <mc:AlternateContent>
+          <mc:Choice Requires="wps">
+            <w:drawing>
+              <wp:anchor distT="0" distB="0" distL="114300" distR="114300" simplePos="0" relativeHeight="251680768" behindDoc="0" locked="0" layoutInCell="1" allowOverlap="1" wp14:anchorId="245F5EC6" wp14:editId="09B54098">
+                <wp:simplePos x="0" y="0"/>
+                <wp:positionH relativeFrom="column">
+                  <wp:posOffset>4893945</wp:posOffset>
+                </wp:positionH>
+                <wp:positionV relativeFrom="paragraph">
+                  <wp:posOffset>2765425</wp:posOffset>
+                </wp:positionV>
+                <wp:extent cx="693420" cy="0"/>
+                <wp:effectExtent l="0" t="76200" r="11430" b="95250"/>
+                <wp:wrapNone/>
+                <wp:docPr id="806302017" name="Прямая со стрелкой 19"/>
+                <wp:cNvGraphicFramePr/>
+                <a:graphic xmlns:a="http://schemas.openxmlformats.org/drawingml/2006/main">
+                  <a:graphicData uri="http://schemas.microsoft.com/office/word/2010/wordprocessingShape">
+                    <wps:wsp>
+                      <wps:cNvCnPr/>
+                      <wps:spPr>
+                        <a:xfrm>
+                          <a:off x="0" y="0"/>
+                          <a:ext cx="693420" cy="0"/>
+                        </a:xfrm>
+                        <a:prstGeom prst="straightConnector1">
+                          <a:avLst/>
+                        </a:prstGeom>
+                        <a:ln>
+                          <a:solidFill>
+                            <a:schemeClr val="tx1"/>
+                          </a:solidFill>
+                          <a:tailEnd type="triangle"/>
+                        </a:ln>
+                      </wps:spPr>
+                      <wps:style>
+                        <a:lnRef idx="1">
+                          <a:schemeClr val="accent1"/>
+                        </a:lnRef>
+                        <a:fillRef idx="0">
+                          <a:schemeClr val="accent1"/>
+                        </a:fillRef>
+                        <a:effectRef idx="0">
+                          <a:schemeClr val="accent1"/>
+                        </a:effectRef>
+                        <a:fontRef idx="minor">
+                          <a:schemeClr val="tx1"/>
+                        </a:fontRef>
+                      </wps:style>
+                      <wps:bodyPr/>
+                    </wps:wsp>
+                  </a:graphicData>
+                </a:graphic>
+              </wp:anchor>
+            </w:drawing>
+          </mc:Choice>
+          <mc:Fallback>
+            <w:pict>
+              <v:shape w14:anchorId="67D62B7D" id="Прямая со стрелкой 19" o:spid="_x0000_s1026" type="#_x0000_t32" style="position:absolute;margin-left:385.35pt;margin-top:217.75pt;width:54.6pt;height:0;z-index:251680768;visibility:visible;mso-wrap-style:square;mso-wrap-distance-left:9pt;mso-wrap-distance-top:0;mso-wrap-distance-right:9pt;mso-wrap-distance-bottom:0;mso-position-horizontal:absolute;mso-position-horizontal-relative:text;mso-position-vertical:absolute;mso-position-vertical-relative:text" o:gfxdata="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" strokecolor="black [3213]">
+                <v:stroke endarrow="block"/>
+              </v:shape>
+            </w:pict>
+          </mc:Fallback>
+        </mc:AlternateContent>
+      </w:r>
+      <w:r>
+        <w:rPr>
+          <w:noProof/>
+          <w:lang w:val="ru-RU"/>
+        </w:rPr>
+        <mc:AlternateContent>
+          <mc:Choice Requires="wps">
+            <w:drawing>
+              <wp:anchor distT="0" distB="0" distL="114300" distR="114300" simplePos="0" relativeHeight="251679744" behindDoc="0" locked="0" layoutInCell="1" allowOverlap="1" wp14:anchorId="6CFCB1DE" wp14:editId="1DB4371D">
+                <wp:simplePos x="0" y="0"/>
+                <wp:positionH relativeFrom="column">
+                  <wp:posOffset>4970145</wp:posOffset>
+                </wp:positionH>
+                <wp:positionV relativeFrom="paragraph">
+                  <wp:posOffset>2262505</wp:posOffset>
+                </wp:positionV>
+                <wp:extent cx="624840" cy="7620"/>
+                <wp:effectExtent l="0" t="57150" r="41910" b="87630"/>
+                <wp:wrapNone/>
+                <wp:docPr id="977249567" name="Прямая со стрелкой 18"/>
+                <wp:cNvGraphicFramePr/>
+                <a:graphic xmlns:a="http://schemas.openxmlformats.org/drawingml/2006/main">
+                  <a:graphicData uri="http://schemas.microsoft.com/office/word/2010/wordprocessingShape">
+                    <wps:wsp>
+                      <wps:cNvCnPr/>
+                      <wps:spPr>
+                        <a:xfrm>
+                          <a:off x="0" y="0"/>
+                          <a:ext cx="624840" cy="7620"/>
+                        </a:xfrm>
+                        <a:prstGeom prst="straightConnector1">
+                          <a:avLst/>
+                        </a:prstGeom>
+                        <a:ln>
+                          <a:solidFill>
+                            <a:schemeClr val="tx1"/>
+                          </a:solidFill>
+                          <a:tailEnd type="triangle"/>
+                        </a:ln>
+                      </wps:spPr>
+                      <wps:style>
+                        <a:lnRef idx="1">
+                          <a:schemeClr val="accent1"/>
+                        </a:lnRef>
+                        <a:fillRef idx="0">
+                          <a:schemeClr val="accent1"/>
+                        </a:fillRef>
+                        <a:effectRef idx="0">
+                          <a:schemeClr val="accent1"/>
+                        </a:effectRef>
+                        <a:fontRef idx="minor">
+                          <a:schemeClr val="tx1"/>
+                        </a:fontRef>
+                      </wps:style>
+                      <wps:bodyPr/>
+                    </wps:wsp>
+                  </a:graphicData>
+                </a:graphic>
+              </wp:anchor>
+            </w:drawing>
+          </mc:Choice>
+          <mc:Fallback>
+            <w:pict>
+              <v:shape w14:anchorId="6DB0EA8E" id="Прямая со стрелкой 18" o:spid="_x0000_s1026" type="#_x0000_t32" style="position:absolute;margin-left:391.35pt;margin-top:178.15pt;width:49.2pt;height:.6pt;z-index:251679744;visibility:visible;mso-wrap-style:square;mso-wrap-distance-left:9pt;mso-wrap-distance-top:0;mso-wrap-distance-right:9pt;mso-wrap-distance-bottom:0;mso-position-horizontal:absolute;mso-position-horizontal-relative:text;mso-position-vertical:absolute;mso-position-vertical-relative:text" o:gfxdata="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" strokecolor="black [3213]">
+                <v:stroke endarrow="block"/>
+              </v:shape>
+            </w:pict>
+          </mc:Fallback>
+        </mc:AlternateContent>
+      </w:r>
+      <w:r>
+        <w:rPr>
+          <w:noProof/>
+          <w:lang w:val="ru-RU"/>
+        </w:rPr>
+        <mc:AlternateContent>
+          <mc:Choice Requires="wps">
+            <w:drawing>
+              <wp:anchor distT="0" distB="0" distL="114300" distR="114300" simplePos="0" relativeHeight="251678720" behindDoc="0" locked="0" layoutInCell="1" allowOverlap="1" wp14:anchorId="7230DC46" wp14:editId="7E262FE7">
+                <wp:simplePos x="0" y="0"/>
+                <wp:positionH relativeFrom="column">
+                  <wp:posOffset>5396865</wp:posOffset>
+                </wp:positionH>
+                <wp:positionV relativeFrom="paragraph">
+                  <wp:posOffset>1767205</wp:posOffset>
+                </wp:positionV>
+                <wp:extent cx="182880" cy="7620"/>
+                <wp:effectExtent l="0" t="76200" r="26670" b="87630"/>
+                <wp:wrapNone/>
+                <wp:docPr id="327965446" name="Прямая со стрелкой 17"/>
+                <wp:cNvGraphicFramePr/>
+                <a:graphic xmlns:a="http://schemas.openxmlformats.org/drawingml/2006/main">
+                  <a:graphicData uri="http://schemas.microsoft.com/office/word/2010/wordprocessingShape">
+                    <wps:wsp>
+                      <wps:cNvCnPr/>
+                      <wps:spPr>
+                        <a:xfrm flipV="1">
+                          <a:off x="0" y="0"/>
+                          <a:ext cx="182880" cy="7620"/>
+                        </a:xfrm>
+                        <a:prstGeom prst="straightConnector1">
+                          <a:avLst/>
+                        </a:prstGeom>
+                        <a:ln>
+                          <a:solidFill>
+                            <a:schemeClr val="tx1"/>
+                          </a:solidFill>
+                          <a:tailEnd type="triangle"/>
+                        </a:ln>
+                      </wps:spPr>
+                      <wps:style>
+                        <a:lnRef idx="1">
+                          <a:schemeClr val="accent1"/>
+                        </a:lnRef>
+                        <a:fillRef idx="0">
+                          <a:schemeClr val="accent1"/>
+                        </a:fillRef>
+                        <a:effectRef idx="0">
+                          <a:schemeClr val="accent1"/>
+                        </a:effectRef>
+                        <a:fontRef idx="minor">
+                          <a:schemeClr val="tx1"/>
+                        </a:fontRef>
+                      </wps:style>
+                      <wps:bodyPr/>
+                    </wps:wsp>
+                  </a:graphicData>
+                </a:graphic>
+              </wp:anchor>
+            </w:drawing>
+          </mc:Choice>
+          <mc:Fallback>
+            <w:pict>
+              <v:shape w14:anchorId="43FEB5F9" id="Прямая со стрелкой 17" o:spid="_x0000_s1026" type="#_x0000_t32" style="position:absolute;margin-left:424.95pt;margin-top:139.15pt;width:14.4pt;height:.6pt;flip:y;z-index:251678720;visibility:visible;mso-wrap-style:square;mso-wrap-distance-left:9pt;mso-wrap-distance-top:0;mso-wrap-distance-right:9pt;mso-wrap-distance-bottom:0;mso-position-horizontal:absolute;mso-position-horizontal-relative:text;mso-position-vertical:absolute;mso-position-vertical-relative:text" o:gfxdata="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" strokecolor="black [3213]">
+                <v:stroke endarrow="block"/>
+              </v:shape>
+            </w:pict>
+          </mc:Fallback>
+        </mc:AlternateContent>
+      </w:r>
+      <w:r>
+        <w:rPr>
+          <w:noProof/>
+          <w:lang w:val="ru-RU"/>
+        </w:rPr>
+        <mc:AlternateContent>
+          <mc:Choice Requires="wps">
+            <w:drawing>
+              <wp:anchor distT="0" distB="0" distL="114300" distR="114300" simplePos="0" relativeHeight="251677696" behindDoc="0" locked="0" layoutInCell="1" allowOverlap="1" wp14:anchorId="3A818CBD" wp14:editId="0ECD0BCE">
+                <wp:simplePos x="0" y="0"/>
+                <wp:positionH relativeFrom="column">
+                  <wp:posOffset>1396365</wp:posOffset>
+                </wp:positionH>
+                <wp:positionV relativeFrom="paragraph">
+                  <wp:posOffset>1264285</wp:posOffset>
+                </wp:positionV>
+                <wp:extent cx="4069080" cy="2522220"/>
+                <wp:effectExtent l="38100" t="0" r="140970" b="87630"/>
+                <wp:wrapNone/>
+                <wp:docPr id="1762234858" name="Соединитель: уступ 16"/>
+                <wp:cNvGraphicFramePr/>
+                <a:graphic xmlns:a="http://schemas.openxmlformats.org/drawingml/2006/main">
+                  <a:graphicData uri="http://schemas.microsoft.com/office/word/2010/wordprocessingShape">
+                    <wps:wsp>
+                      <wps:cNvCnPr/>
+                      <wps:spPr>
+                        <a:xfrm flipH="1">
+                          <a:off x="0" y="0"/>
+                          <a:ext cx="4069080" cy="2522220"/>
+                        </a:xfrm>
+                        <a:prstGeom prst="bentConnector3">
+                          <a:avLst>
+                            <a:gd name="adj1" fmla="val -2996"/>
+                          </a:avLst>
+                        </a:prstGeom>
+                        <a:ln>
+                          <a:solidFill>
+                            <a:schemeClr val="tx1"/>
+                          </a:solidFill>
+                          <a:tailEnd type="triangle"/>
+                        </a:ln>
+                      </wps:spPr>
+                      <wps:style>
+                        <a:lnRef idx="1">
+                          <a:schemeClr val="accent1"/>
+                        </a:lnRef>
+                        <a:fillRef idx="0">
+                          <a:schemeClr val="accent1"/>
+                        </a:fillRef>
+                        <a:effectRef idx="0">
+                          <a:schemeClr val="accent1"/>
+                        </a:effectRef>
+                        <a:fontRef idx="minor">
+                          <a:schemeClr val="tx1"/>
+                        </a:fontRef>
+                      </wps:style>
+                      <wps:bodyPr/>
+                    </wps:wsp>
+                  </a:graphicData>
+                </a:graphic>
+              </wp:anchor>
+            </w:drawing>
+          </mc:Choice>
+          <mc:Fallback>
+            <w:pict>
+              <v:shape w14:anchorId="5D11D14C" id="Соединитель: уступ 16" o:spid="_x0000_s1026" type="#_x0000_t34" style="position:absolute;margin-left:109.95pt;margin-top:99.55pt;width:320.4pt;height:198.6pt;flip:x;z-index:251677696;visibility:visible;mso-wrap-style:square;mso-wrap-distance-left:9pt;mso-wrap-distance-top:0;mso-wrap-distance-right:9pt;mso-wrap-distance-bottom:0;mso-position-horizontal:absolute;mso-position-horizontal-relative:text;mso-position-vertical:absolute;mso-position-vertical-relative:text" o:gfxdata="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" adj="-647" strokecolor="black [3213]">
+                <v:stroke endarrow="block"/>
+              </v:shape>
+            </w:pict>
+          </mc:Fallback>
+        </mc:AlternateContent>
+      </w:r>
       <w:r>
         <w:rPr>
           <w:noProof/>
@@ -1672,9 +3182,9 @@
           <w:lang w:val="ru-RU"/>
         </w:rPr>
         <w:drawing>
-          <wp:inline distT="0" distB="0" distL="0" distR="0" wp14:anchorId="0B301480" wp14:editId="7739C5E2">
+          <wp:inline distT="0" distB="0" distL="0" distR="0" wp14:anchorId="0B301480" wp14:editId="39813C40">
             <wp:extent cx="6120130" cy="1612265"/>
-            <wp:effectExtent l="0" t="0" r="0" b="6985"/>
+            <wp:effectExtent l="19050" t="19050" r="13970" b="26035"/>
             <wp:docPr id="762657483" name="Рисунок 1"/>
             <wp:cNvGraphicFramePr>
               <a:graphicFrameLocks xmlns:a="http://schemas.openxmlformats.org/drawingml/2006/main" noChangeAspect="1"/>
@@ -1700,6 +3210,11 @@
                     <a:prstGeom prst="rect">
                       <a:avLst/>
                     </a:prstGeom>
+                    <a:ln>
+                      <a:solidFill>
+                        <a:schemeClr val="tx1"/>
+                      </a:solidFill>
+                    </a:ln>
                   </pic:spPr>
                 </pic:pic>
               </a:graphicData>
@@ -1837,10 +3352,289 @@
           <w:noProof/>
           <w:lang w:val="ru-RU"/>
         </w:rPr>
+        <mc:AlternateContent>
+          <mc:Choice Requires="wps">
+            <w:drawing>
+              <wp:anchor distT="0" distB="0" distL="114300" distR="114300" simplePos="0" relativeHeight="251685888" behindDoc="0" locked="0" layoutInCell="1" allowOverlap="1" wp14:anchorId="350D8CD2" wp14:editId="7215DF27">
+                <wp:simplePos x="0" y="0"/>
+                <wp:positionH relativeFrom="column">
+                  <wp:posOffset>5602605</wp:posOffset>
+                </wp:positionH>
+                <wp:positionV relativeFrom="paragraph">
+                  <wp:posOffset>1511935</wp:posOffset>
+                </wp:positionV>
+                <wp:extent cx="106680" cy="7620"/>
+                <wp:effectExtent l="0" t="57150" r="45720" b="87630"/>
+                <wp:wrapNone/>
+                <wp:docPr id="623051652" name="Прямая со стрелкой 24"/>
+                <wp:cNvGraphicFramePr/>
+                <a:graphic xmlns:a="http://schemas.openxmlformats.org/drawingml/2006/main">
+                  <a:graphicData uri="http://schemas.microsoft.com/office/word/2010/wordprocessingShape">
+                    <wps:wsp>
+                      <wps:cNvCnPr/>
+                      <wps:spPr>
+                        <a:xfrm flipV="1">
+                          <a:off x="0" y="0"/>
+                          <a:ext cx="106680" cy="7620"/>
+                        </a:xfrm>
+                        <a:prstGeom prst="straightConnector1">
+                          <a:avLst/>
+                        </a:prstGeom>
+                        <a:ln w="3175">
+                          <a:solidFill>
+                            <a:schemeClr val="tx1"/>
+                          </a:solidFill>
+                          <a:tailEnd type="triangle"/>
+                        </a:ln>
+                      </wps:spPr>
+                      <wps:style>
+                        <a:lnRef idx="1">
+                          <a:schemeClr val="accent1"/>
+                        </a:lnRef>
+                        <a:fillRef idx="0">
+                          <a:schemeClr val="accent1"/>
+                        </a:fillRef>
+                        <a:effectRef idx="0">
+                          <a:schemeClr val="accent1"/>
+                        </a:effectRef>
+                        <a:fontRef idx="minor">
+                          <a:schemeClr val="tx1"/>
+                        </a:fontRef>
+                      </wps:style>
+                      <wps:bodyPr/>
+                    </wps:wsp>
+                  </a:graphicData>
+                </a:graphic>
+              </wp:anchor>
+            </w:drawing>
+          </mc:Choice>
+          <mc:Fallback>
+            <w:pict>
+              <v:shape w14:anchorId="42F3DED8" id="Прямая со стрелкой 24" o:spid="_x0000_s1026" type="#_x0000_t32" style="position:absolute;margin-left:441.15pt;margin-top:119.05pt;width:8.4pt;height:.6pt;flip:y;z-index:251685888;visibility:visible;mso-wrap-style:square;mso-wrap-distance-left:9pt;mso-wrap-distance-top:0;mso-wrap-distance-right:9pt;mso-wrap-distance-bottom:0;mso-position-horizontal:absolute;mso-position-horizontal-relative:text;mso-position-vertical:absolute;mso-position-vertical-relative:text" o:gfxdata="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" strokecolor="black [3213]" strokeweight=".25pt">
+                <v:stroke endarrow="block"/>
+              </v:shape>
+            </w:pict>
+          </mc:Fallback>
+        </mc:AlternateContent>
+      </w:r>
+      <w:r>
+        <w:rPr>
+          <w:noProof/>
+          <w:lang w:val="ru-RU"/>
+        </w:rPr>
+        <mc:AlternateContent>
+          <mc:Choice Requires="wps">
+            <w:drawing>
+              <wp:anchor distT="0" distB="0" distL="114300" distR="114300" simplePos="0" relativeHeight="251684864" behindDoc="0" locked="0" layoutInCell="1" allowOverlap="1" wp14:anchorId="401BD6A8" wp14:editId="3062CB22">
+                <wp:simplePos x="0" y="0"/>
+                <wp:positionH relativeFrom="column">
+                  <wp:posOffset>5198745</wp:posOffset>
+                </wp:positionH>
+                <wp:positionV relativeFrom="paragraph">
+                  <wp:posOffset>2083435</wp:posOffset>
+                </wp:positionV>
+                <wp:extent cx="510540" cy="7620"/>
+                <wp:effectExtent l="0" t="76200" r="22860" b="87630"/>
+                <wp:wrapNone/>
+                <wp:docPr id="1343126558" name="Прямая со стрелкой 23"/>
+                <wp:cNvGraphicFramePr/>
+                <a:graphic xmlns:a="http://schemas.openxmlformats.org/drawingml/2006/main">
+                  <a:graphicData uri="http://schemas.microsoft.com/office/word/2010/wordprocessingShape">
+                    <wps:wsp>
+                      <wps:cNvCnPr/>
+                      <wps:spPr>
+                        <a:xfrm flipV="1">
+                          <a:off x="0" y="0"/>
+                          <a:ext cx="510540" cy="7620"/>
+                        </a:xfrm>
+                        <a:prstGeom prst="straightConnector1">
+                          <a:avLst/>
+                        </a:prstGeom>
+                        <a:ln w="3175">
+                          <a:solidFill>
+                            <a:schemeClr val="tx1"/>
+                          </a:solidFill>
+                          <a:tailEnd type="triangle"/>
+                        </a:ln>
+                      </wps:spPr>
+                      <wps:style>
+                        <a:lnRef idx="1">
+                          <a:schemeClr val="accent1"/>
+                        </a:lnRef>
+                        <a:fillRef idx="0">
+                          <a:schemeClr val="accent1"/>
+                        </a:fillRef>
+                        <a:effectRef idx="0">
+                          <a:schemeClr val="accent1"/>
+                        </a:effectRef>
+                        <a:fontRef idx="minor">
+                          <a:schemeClr val="tx1"/>
+                        </a:fontRef>
+                      </wps:style>
+                      <wps:bodyPr/>
+                    </wps:wsp>
+                  </a:graphicData>
+                </a:graphic>
+              </wp:anchor>
+            </w:drawing>
+          </mc:Choice>
+          <mc:Fallback>
+            <w:pict>
+              <v:shape w14:anchorId="121C29C6" id="Прямая со стрелкой 23" o:spid="_x0000_s1026" type="#_x0000_t32" style="position:absolute;margin-left:409.35pt;margin-top:164.05pt;width:40.2pt;height:.6pt;flip:y;z-index:251684864;visibility:visible;mso-wrap-style:square;mso-wrap-distance-left:9pt;mso-wrap-distance-top:0;mso-wrap-distance-right:9pt;mso-wrap-distance-bottom:0;mso-position-horizontal:absolute;mso-position-horizontal-relative:text;mso-position-vertical:absolute;mso-position-vertical-relative:text" o:gfxdata="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" strokecolor="black [3213]" strokeweight=".25pt">
+                <v:stroke endarrow="block"/>
+              </v:shape>
+            </w:pict>
+          </mc:Fallback>
+        </mc:AlternateContent>
+      </w:r>
+      <w:r>
+        <w:rPr>
+          <w:noProof/>
+          <w:lang w:val="ru-RU"/>
+        </w:rPr>
+        <mc:AlternateContent>
+          <mc:Choice Requires="wps">
+            <w:drawing>
+              <wp:anchor distT="0" distB="0" distL="114300" distR="114300" simplePos="0" relativeHeight="251683840" behindDoc="0" locked="0" layoutInCell="1" allowOverlap="1" wp14:anchorId="7FB021FB" wp14:editId="2B36AF93">
+                <wp:simplePos x="0" y="0"/>
+                <wp:positionH relativeFrom="column">
+                  <wp:posOffset>5602605</wp:posOffset>
+                </wp:positionH>
+                <wp:positionV relativeFrom="paragraph">
+                  <wp:posOffset>1496695</wp:posOffset>
+                </wp:positionV>
+                <wp:extent cx="106680" cy="15240"/>
+                <wp:effectExtent l="0" t="0" r="0" b="0"/>
+                <wp:wrapNone/>
+                <wp:docPr id="2102951383" name="Прямая со стрелкой 22"/>
+                <wp:cNvGraphicFramePr/>
+                <a:graphic xmlns:a="http://schemas.openxmlformats.org/drawingml/2006/main">
+                  <a:graphicData uri="http://schemas.microsoft.com/office/word/2010/wordprocessingShape">
+                    <wps:wsp>
+                      <wps:cNvCnPr/>
+                      <wps:spPr>
+                        <a:xfrm flipV="1">
+                          <a:off x="0" y="0"/>
+                          <a:ext cx="106680" cy="15240"/>
+                        </a:xfrm>
+                        <a:prstGeom prst="straightConnector1">
+                          <a:avLst/>
+                        </a:prstGeom>
+                        <a:ln>
+                          <a:tailEnd type="triangle"/>
+                        </a:ln>
+                      </wps:spPr>
+                      <wps:style>
+                        <a:lnRef idx="1">
+                          <a:schemeClr val="accent1"/>
+                        </a:lnRef>
+                        <a:fillRef idx="0">
+                          <a:schemeClr val="accent1"/>
+                        </a:fillRef>
+                        <a:effectRef idx="0">
+                          <a:schemeClr val="accent1"/>
+                        </a:effectRef>
+                        <a:fontRef idx="minor">
+                          <a:schemeClr val="tx1"/>
+                        </a:fontRef>
+                      </wps:style>
+                      <wps:bodyPr/>
+                    </wps:wsp>
+                  </a:graphicData>
+                </a:graphic>
+              </wp:anchor>
+            </w:drawing>
+          </mc:Choice>
+          <mc:Fallback>
+            <w:pict>
+              <v:shape w14:anchorId="72B72EBC" id="Прямая со стрелкой 22" o:spid="_x0000_s1026" type="#_x0000_t32" style="position:absolute;margin-left:441.15pt;margin-top:117.85pt;width:8.4pt;height:1.2pt;flip:y;z-index:251683840;visibility:visible;mso-wrap-style:square;mso-wrap-distance-left:9pt;mso-wrap-distance-top:0;mso-wrap-distance-right:9pt;mso-wrap-distance-bottom:0;mso-position-horizontal:absolute;mso-position-horizontal-relative:text;mso-position-vertical:absolute;mso-position-vertical-relative:text" o:gfxdata="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" stroked="f">
+                <v:stroke endarrow="block"/>
+              </v:shape>
+            </w:pict>
+          </mc:Fallback>
+        </mc:AlternateContent>
+      </w:r>
+      <w:r>
+        <w:rPr>
+          <w:noProof/>
+          <w:lang w:val="ru-RU"/>
+        </w:rPr>
+        <mc:AlternateContent>
+          <mc:Choice Requires="wps">
+            <w:drawing>
+              <wp:anchor distT="0" distB="0" distL="114300" distR="114300" simplePos="0" relativeHeight="251682816" behindDoc="0" locked="0" layoutInCell="1" allowOverlap="1" wp14:anchorId="29A9E624" wp14:editId="31559B6D">
+                <wp:simplePos x="0" y="0"/>
+                <wp:positionH relativeFrom="column">
+                  <wp:posOffset>1350645</wp:posOffset>
+                </wp:positionH>
+                <wp:positionV relativeFrom="paragraph">
+                  <wp:posOffset>932815</wp:posOffset>
+                </wp:positionV>
+                <wp:extent cx="4259580" cy="1325880"/>
+                <wp:effectExtent l="38100" t="0" r="121920" b="102870"/>
+                <wp:wrapNone/>
+                <wp:docPr id="801207761" name="Соединитель: уступ 21"/>
+                <wp:cNvGraphicFramePr/>
+                <a:graphic xmlns:a="http://schemas.openxmlformats.org/drawingml/2006/main">
+                  <a:graphicData uri="http://schemas.microsoft.com/office/word/2010/wordprocessingShape">
+                    <wps:wsp>
+                      <wps:cNvCnPr/>
+                      <wps:spPr>
+                        <a:xfrm flipH="1">
+                          <a:off x="0" y="0"/>
+                          <a:ext cx="4259580" cy="1325880"/>
+                        </a:xfrm>
+                        <a:prstGeom prst="bentConnector3">
+                          <a:avLst>
+                            <a:gd name="adj1" fmla="val -2236"/>
+                          </a:avLst>
+                        </a:prstGeom>
+                        <a:ln w="6350">
+                          <a:solidFill>
+                            <a:schemeClr val="tx1"/>
+                          </a:solidFill>
+                          <a:tailEnd type="triangle"/>
+                        </a:ln>
+                      </wps:spPr>
+                      <wps:style>
+                        <a:lnRef idx="1">
+                          <a:schemeClr val="accent1"/>
+                        </a:lnRef>
+                        <a:fillRef idx="0">
+                          <a:schemeClr val="accent1"/>
+                        </a:fillRef>
+                        <a:effectRef idx="0">
+                          <a:schemeClr val="accent1"/>
+                        </a:effectRef>
+                        <a:fontRef idx="minor">
+                          <a:schemeClr val="tx1"/>
+                        </a:fontRef>
+                      </wps:style>
+                      <wps:bodyPr/>
+                    </wps:wsp>
+                  </a:graphicData>
+                </a:graphic>
+              </wp:anchor>
+            </w:drawing>
+          </mc:Choice>
+          <mc:Fallback>
+            <w:pict>
+              <v:shape w14:anchorId="080D21BC" id="Соединитель: уступ 21" o:spid="_x0000_s1026" type="#_x0000_t34" style="position:absolute;margin-left:106.35pt;margin-top:73.45pt;width:335.4pt;height:104.4pt;flip:x;z-index:251682816;visibility:visible;mso-wrap-style:square;mso-wrap-distance-left:9pt;mso-wrap-distance-top:0;mso-wrap-distance-right:9pt;mso-wrap-distance-bottom:0;mso-position-horizontal:absolute;mso-position-horizontal-relative:text;mso-position-vertical:absolute;mso-position-vertical-relative:text" o:gfxdata="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" adj="-483" strokecolor="black [3213]" strokeweight=".5pt">
+                <v:stroke endarrow="block"/>
+              </v:shape>
+            </w:pict>
+          </mc:Fallback>
+        </mc:AlternateContent>
+      </w:r>
+      <w:r>
+        <w:rPr>
+          <w:noProof/>
+          <w:lang w:val="ru-RU"/>
+        </w:rPr>
         <w:drawing>
-          <wp:inline distT="0" distB="0" distL="0" distR="0" wp14:anchorId="57A4A5DD" wp14:editId="11505B72">
+          <wp:inline distT="0" distB="0" distL="0" distR="0" wp14:anchorId="57A4A5DD" wp14:editId="1E7979F6">
             <wp:extent cx="4956506" cy="2834640"/>
-            <wp:effectExtent l="0" t="0" r="0" b="3810"/>
+            <wp:effectExtent l="19050" t="19050" r="15875" b="22860"/>
             <wp:docPr id="1056109035" name="Рисунок 1"/>
             <wp:cNvGraphicFramePr>
               <a:graphicFrameLocks xmlns:a="http://schemas.openxmlformats.org/drawingml/2006/main" noChangeAspect="1"/>
@@ -1866,6 +3660,11 @@
                     <a:prstGeom prst="rect">
                       <a:avLst/>
                     </a:prstGeom>
+                    <a:ln>
+                      <a:solidFill>
+                        <a:schemeClr val="tx1"/>
+                      </a:solidFill>
+                    </a:ln>
                   </pic:spPr>
                 </pic:pic>
               </a:graphicData>
@@ -1937,9 +3736,9 @@
         </w:rPr>
         <w:lastRenderedPageBreak/>
         <w:drawing>
-          <wp:inline distT="0" distB="0" distL="0" distR="0" wp14:anchorId="48370A78" wp14:editId="4B4EB16C">
+          <wp:inline distT="0" distB="0" distL="0" distR="0" wp14:anchorId="48370A78" wp14:editId="4E5A6091">
             <wp:extent cx="4434840" cy="998248"/>
-            <wp:effectExtent l="0" t="0" r="3810" b="0"/>
+            <wp:effectExtent l="19050" t="19050" r="22860" b="11430"/>
             <wp:docPr id="1629515269" name="Рисунок 1"/>
             <wp:cNvGraphicFramePr>
               <a:graphicFrameLocks xmlns:a="http://schemas.openxmlformats.org/drawingml/2006/main" noChangeAspect="1"/>
@@ -1965,6 +3764,11 @@
                     <a:prstGeom prst="rect">
                       <a:avLst/>
                     </a:prstGeom>
+                    <a:ln>
+                      <a:solidFill>
+                        <a:schemeClr val="tx1"/>
+                      </a:solidFill>
+                    </a:ln>
                   </pic:spPr>
                 </pic:pic>
               </a:graphicData>
@@ -2013,7 +3817,35 @@
         <w:rPr>
           <w:lang w:val="ru-RU"/>
         </w:rPr>
-        <w:t>Изучены принципы построения сложных логических выражений с использованием операторов остатка от деления (%), а также приоритета логических операторов and и or.</w:t>
+        <w:t xml:space="preserve">Изучены принципы построения сложных логических выражений с использованием операторов остатка от деления (%), а также приоритета логических операторов </w:t>
+      </w:r>
+      <w:proofErr w:type="spellStart"/>
+      <w:r>
+        <w:rPr>
+          <w:lang w:val="ru-RU"/>
+        </w:rPr>
+        <w:t>and</w:t>
+      </w:r>
+      <w:proofErr w:type="spellEnd"/>
+      <w:r>
+        <w:rPr>
+          <w:lang w:val="ru-RU"/>
+        </w:rPr>
+        <w:t xml:space="preserve"> и </w:t>
+      </w:r>
+      <w:proofErr w:type="spellStart"/>
+      <w:r>
+        <w:rPr>
+          <w:lang w:val="ru-RU"/>
+        </w:rPr>
+        <w:t>or</w:t>
+      </w:r>
+      <w:proofErr w:type="spellEnd"/>
+      <w:r>
+        <w:rPr>
+          <w:lang w:val="ru-RU"/>
+        </w:rPr>
+        <w:t>.</w:t>
       </w:r>
     </w:p>
     <w:p>
